--- a/lessons/2-2/downloads/reveal/2.2-session-1-practice-form-a.docx
+++ b/lessons/2-2/downloads/reveal/2.2-session-1-practice-form-a.docx
@@ -15,7 +15,7 @@
         <w:rPr>
           <w:rFonts w:ascii="Avenir Next" w:hAnsi="Avenir Next" w:cs="Avenir Next" w:eastAsia="Avenir Next"/>
           <w:color w:val="1A1A1A"/>
-          <w:sz w:val="20"/>
+          <w:sz w:val="22"/>
           <w:szCs w:val="20"/>
         </w:rPr>
         <w:t xml:space="preserve">Name</w:t>
@@ -33,7 +33,7 @@
         <w:rPr>
           <w:rFonts w:ascii="Avenir Next" w:hAnsi="Avenir Next" w:cs="Avenir Next" w:eastAsia="Avenir Next"/>
           <w:color w:val="1A1A1A"/>
-          <w:sz w:val="20"/>
+          <w:sz w:val="22"/>
           <w:szCs w:val="20"/>
         </w:rPr>
         <w:t xml:space="preserve">   Date</w:t>
@@ -51,7 +51,7 @@
         <w:rPr>
           <w:rFonts w:ascii="Avenir Next" w:hAnsi="Avenir Next" w:cs="Avenir Next" w:eastAsia="Avenir Next"/>
           <w:color w:val="1A1A1A"/>
-          <w:sz w:val="20"/>
+          <w:sz w:val="22"/>
           <w:szCs w:val="20"/>
         </w:rPr>
         <w:t xml:space="preserve">   Period</w:t>
@@ -78,7 +78,7 @@
           <w:caps/>
           <w:color w:val="003A70"/>
           <w:spacing w:val="12"/>
-          <w:sz w:val="19"/>
+          <w:sz w:val="22"/>
           <w:szCs w:val="19"/>
         </w:rPr>
         <w:t xml:space="preserve">Lesson 2-2  ·  Session 1  ·  Practice  ·  Form A</w:t>
@@ -86,6 +86,7 @@
     </w:p>
     <w:p>
       <w:pPr>
+        <w:pStyle w:val="Heading1"/>
         <w:keepNext/>
         <w:spacing w:before="0" w:after="10" w:line="240" w:lineRule="auto"/>
       </w:pPr>
@@ -111,7 +112,7 @@
         <w:rPr>
           <w:rFonts w:ascii="Avenir Next" w:hAnsi="Avenir Next" w:cs="Avenir Next" w:eastAsia="Avenir Next"/>
           <w:color w:val="5A5F66"/>
-          <w:sz w:val="17"/>
+          <w:sz w:val="22"/>
           <w:szCs w:val="17"/>
         </w:rPr>
         <w:t xml:space="preserve">Learning target — I can group data into equal intervals and build a histogram from a frequency table.</w:t>
@@ -128,7 +129,7 @@
     </w:p>
     <w:p>
       <w:pPr>
-        <w:spacing w:before="0" w:after="0" w:line="60" w:lineRule="auto"/>
+        <w:spacing w:before="0" w:after="0" w:line="50" w:lineRule="exact"/>
       </w:pPr>
     </w:p>
     <w:tbl>
@@ -167,6 +168,7 @@
           </w:tcPr>
           <w:p>
             <w:pPr>
+              <w:pStyle w:val="Heading2"/>
               <w:spacing w:before="0" w:after="40" w:line="264" w:lineRule="auto"/>
             </w:pPr>
             <w:r>
@@ -194,63 +196,63 @@
                 <w:rFonts w:ascii="Avenir Next" w:hAnsi="Avenir Next" w:cs="Avenir Next" w:eastAsia="Avenir Next"/>
                 <w:b/>
                 <w:color w:val="003A70"/>
+                <w:sz w:val="22"/>
+                <w:szCs w:val="18"/>
+              </w:rPr>
+              <w:t xml:space="preserve">•</w:t>
+            </w:r>
+            <w:r>
+              <w:rPr>
+                <w:rFonts w:ascii="Avenir Next" w:hAnsi="Avenir Next" w:cs="Avenir Next" w:eastAsia="Avenir Next"/>
+                <w:color w:val="1A1A1A"/>
                 <w:sz w:val="18"/>
                 <w:szCs w:val="18"/>
               </w:rPr>
-              <w:t xml:space="preserve">•</w:t>
-            </w:r>
-            <w:r>
-              <w:rPr>
-                <w:rFonts w:ascii="Avenir Next" w:hAnsi="Avenir Next" w:cs="Avenir Next" w:eastAsia="Avenir Next"/>
-                <w:color w:val="1A1A1A"/>
-                <w:sz w:val="18"/>
+              <w:tab/>
+            </w:r>
+            <w:r>
+              <w:rPr>
+                <w:rFonts w:ascii="Avenir Next" w:hAnsi="Avenir Next" w:cs="Avenir Next" w:eastAsia="Avenir Next"/>
+                <w:color w:val="1A1A1A"/>
+                <w:sz w:val="22"/>
                 <w:szCs w:val="18"/>
               </w:rPr>
-              <w:tab/>
-            </w:r>
-            <w:r>
-              <w:rPr>
-                <w:rFonts w:ascii="Avenir Next" w:hAnsi="Avenir Next" w:cs="Avenir Next" w:eastAsia="Avenir Next"/>
-                <w:color w:val="1A1A1A"/>
-                <w:sz w:val="18"/>
+              <w:t xml:space="preserve">An </w:t>
+            </w:r>
+            <w:r>
+              <w:rPr>
+                <w:rFonts w:ascii="Avenir Next" w:hAnsi="Avenir Next" w:cs="Avenir Next" w:eastAsia="Avenir Next"/>
+                <w:b/>
+                <w:color w:val="1A1A1A"/>
+                <w:sz w:val="22"/>
                 <w:szCs w:val="18"/>
               </w:rPr>
-              <w:t xml:space="preserve">An </w:t>
-            </w:r>
-            <w:r>
-              <w:rPr>
-                <w:rFonts w:ascii="Avenir Next" w:hAnsi="Avenir Next" w:cs="Avenir Next" w:eastAsia="Avenir Next"/>
-                <w:b/>
-                <w:color w:val="1A1A1A"/>
-                <w:sz w:val="18"/>
+              <w:t xml:space="preserve">interval</w:t>
+            </w:r>
+            <w:r>
+              <w:rPr>
+                <w:rFonts w:ascii="Avenir Next" w:hAnsi="Avenir Next" w:cs="Avenir Next" w:eastAsia="Avenir Next"/>
+                <w:color w:val="1A1A1A"/>
+                <w:sz w:val="22"/>
                 <w:szCs w:val="18"/>
               </w:rPr>
-              <w:t xml:space="preserve">interval</w:t>
-            </w:r>
-            <w:r>
-              <w:rPr>
-                <w:rFonts w:ascii="Avenir Next" w:hAnsi="Avenir Next" w:cs="Avenir Next" w:eastAsia="Avenir Next"/>
-                <w:color w:val="1A1A1A"/>
-                <w:sz w:val="18"/>
+              <w:t xml:space="preserve"> is a group of numbers, like 10–19. Intervals are equal in width and </w:t>
+            </w:r>
+            <w:r>
+              <w:rPr>
+                <w:rFonts w:ascii="Avenir Next" w:hAnsi="Avenir Next" w:cs="Avenir Next" w:eastAsia="Avenir Next"/>
+                <w:b/>
+                <w:color w:val="1A1A1A"/>
+                <w:sz w:val="22"/>
                 <w:szCs w:val="18"/>
               </w:rPr>
-              <w:t xml:space="preserve"> is a group of numbers, like 10–19. Intervals are equal in width and </w:t>
-            </w:r>
-            <w:r>
-              <w:rPr>
-                <w:rFonts w:ascii="Avenir Next" w:hAnsi="Avenir Next" w:cs="Avenir Next" w:eastAsia="Avenir Next"/>
-                <w:b/>
-                <w:color w:val="1A1A1A"/>
-                <w:sz w:val="18"/>
-                <w:szCs w:val="18"/>
-              </w:rPr>
               <w:t xml:space="preserve">never overlap</w:t>
             </w:r>
             <w:r>
               <w:rPr>
                 <w:rFonts w:ascii="Avenir Next" w:hAnsi="Avenir Next" w:cs="Avenir Next" w:eastAsia="Avenir Next"/>
                 <w:color w:val="1A1A1A"/>
-                <w:sz w:val="18"/>
+                <w:sz w:val="22"/>
                 <w:szCs w:val="18"/>
               </w:rPr>
               <w:t xml:space="preserve">.</w:t>
@@ -269,54 +271,54 @@
                 <w:rFonts w:ascii="Avenir Next" w:hAnsi="Avenir Next" w:cs="Avenir Next" w:eastAsia="Avenir Next"/>
                 <w:b/>
                 <w:color w:val="003A70"/>
+                <w:sz w:val="22"/>
+                <w:szCs w:val="18"/>
+              </w:rPr>
+              <w:t xml:space="preserve">•</w:t>
+            </w:r>
+            <w:r>
+              <w:rPr>
+                <w:rFonts w:ascii="Avenir Next" w:hAnsi="Avenir Next" w:cs="Avenir Next" w:eastAsia="Avenir Next"/>
+                <w:color w:val="1A1A1A"/>
                 <w:sz w:val="18"/>
                 <w:szCs w:val="18"/>
               </w:rPr>
-              <w:t xml:space="preserve">•</w:t>
-            </w:r>
-            <w:r>
-              <w:rPr>
-                <w:rFonts w:ascii="Avenir Next" w:hAnsi="Avenir Next" w:cs="Avenir Next" w:eastAsia="Avenir Next"/>
-                <w:color w:val="1A1A1A"/>
-                <w:sz w:val="18"/>
+              <w:tab/>
+            </w:r>
+            <w:r>
+              <w:rPr>
+                <w:rFonts w:ascii="Avenir Next" w:hAnsi="Avenir Next" w:cs="Avenir Next" w:eastAsia="Avenir Next"/>
+                <w:b/>
+                <w:color w:val="1A1A1A"/>
+                <w:sz w:val="22"/>
                 <w:szCs w:val="18"/>
               </w:rPr>
-              <w:tab/>
-            </w:r>
-            <w:r>
-              <w:rPr>
-                <w:rFonts w:ascii="Avenir Next" w:hAnsi="Avenir Next" w:cs="Avenir Next" w:eastAsia="Avenir Next"/>
-                <w:b/>
-                <w:color w:val="1A1A1A"/>
-                <w:sz w:val="18"/>
+              <w:t xml:space="preserve">Frequency</w:t>
+            </w:r>
+            <w:r>
+              <w:rPr>
+                <w:rFonts w:ascii="Avenir Next" w:hAnsi="Avenir Next" w:cs="Avenir Next" w:eastAsia="Avenir Next"/>
+                <w:color w:val="1A1A1A"/>
+                <w:sz w:val="22"/>
                 <w:szCs w:val="18"/>
               </w:rPr>
-              <w:t xml:space="preserve">Frequency</w:t>
-            </w:r>
-            <w:r>
-              <w:rPr>
-                <w:rFonts w:ascii="Avenir Next" w:hAnsi="Avenir Next" w:cs="Avenir Next" w:eastAsia="Avenir Next"/>
-                <w:color w:val="1A1A1A"/>
-                <w:sz w:val="18"/>
+              <w:t xml:space="preserve"> = how many values fall in an interval. It sets the </w:t>
+            </w:r>
+            <w:r>
+              <w:rPr>
+                <w:rFonts w:ascii="Avenir Next" w:hAnsi="Avenir Next" w:cs="Avenir Next" w:eastAsia="Avenir Next"/>
+                <w:b/>
+                <w:color w:val="1A1A1A"/>
+                <w:sz w:val="22"/>
                 <w:szCs w:val="18"/>
               </w:rPr>
-              <w:t xml:space="preserve"> = how many values fall in an interval. It sets the </w:t>
-            </w:r>
-            <w:r>
-              <w:rPr>
-                <w:rFonts w:ascii="Avenir Next" w:hAnsi="Avenir Next" w:cs="Avenir Next" w:eastAsia="Avenir Next"/>
-                <w:b/>
-                <w:color w:val="1A1A1A"/>
-                <w:sz w:val="18"/>
-                <w:szCs w:val="18"/>
-              </w:rPr>
               <w:t xml:space="preserve">bar height</w:t>
             </w:r>
             <w:r>
               <w:rPr>
                 <w:rFonts w:ascii="Avenir Next" w:hAnsi="Avenir Next" w:cs="Avenir Next" w:eastAsia="Avenir Next"/>
                 <w:color w:val="1A1A1A"/>
-                <w:sz w:val="18"/>
+                <w:sz w:val="22"/>
                 <w:szCs w:val="18"/>
               </w:rPr>
               <w:t xml:space="preserve">.</w:t>
@@ -335,44 +337,44 @@
                 <w:rFonts w:ascii="Avenir Next" w:hAnsi="Avenir Next" w:cs="Avenir Next" w:eastAsia="Avenir Next"/>
                 <w:b/>
                 <w:color w:val="003A70"/>
+                <w:sz w:val="22"/>
+                <w:szCs w:val="18"/>
+              </w:rPr>
+              <w:t xml:space="preserve">•</w:t>
+            </w:r>
+            <w:r>
+              <w:rPr>
+                <w:rFonts w:ascii="Avenir Next" w:hAnsi="Avenir Next" w:cs="Avenir Next" w:eastAsia="Avenir Next"/>
+                <w:color w:val="1A1A1A"/>
                 <w:sz w:val="18"/>
                 <w:szCs w:val="18"/>
               </w:rPr>
-              <w:t xml:space="preserve">•</w:t>
-            </w:r>
-            <w:r>
-              <w:rPr>
-                <w:rFonts w:ascii="Avenir Next" w:hAnsi="Avenir Next" w:cs="Avenir Next" w:eastAsia="Avenir Next"/>
-                <w:color w:val="1A1A1A"/>
-                <w:sz w:val="18"/>
+              <w:tab/>
+            </w:r>
+            <w:r>
+              <w:rPr>
+                <w:rFonts w:ascii="Avenir Next" w:hAnsi="Avenir Next" w:cs="Avenir Next" w:eastAsia="Avenir Next"/>
+                <w:color w:val="1A1A1A"/>
+                <w:sz w:val="22"/>
                 <w:szCs w:val="18"/>
               </w:rPr>
-              <w:tab/>
-            </w:r>
-            <w:r>
-              <w:rPr>
-                <w:rFonts w:ascii="Avenir Next" w:hAnsi="Avenir Next" w:cs="Avenir Next" w:eastAsia="Avenir Next"/>
-                <w:color w:val="1A1A1A"/>
-                <w:sz w:val="18"/>
+              <w:t xml:space="preserve">Histogram bars </w:t>
+            </w:r>
+            <w:r>
+              <w:rPr>
+                <w:rFonts w:ascii="Avenir Next" w:hAnsi="Avenir Next" w:cs="Avenir Next" w:eastAsia="Avenir Next"/>
+                <w:b/>
+                <w:color w:val="1A1A1A"/>
+                <w:sz w:val="22"/>
                 <w:szCs w:val="18"/>
               </w:rPr>
-              <w:t xml:space="preserve">Histogram bars </w:t>
-            </w:r>
-            <w:r>
-              <w:rPr>
-                <w:rFonts w:ascii="Avenir Next" w:hAnsi="Avenir Next" w:cs="Avenir Next" w:eastAsia="Avenir Next"/>
-                <w:b/>
-                <w:color w:val="1A1A1A"/>
-                <w:sz w:val="18"/>
-                <w:szCs w:val="18"/>
-              </w:rPr>
               <w:t xml:space="preserve">touch</w:t>
             </w:r>
             <w:r>
               <w:rPr>
                 <w:rFonts w:ascii="Avenir Next" w:hAnsi="Avenir Next" w:cs="Avenir Next" w:eastAsia="Avenir Next"/>
                 <w:color w:val="1A1A1A"/>
-                <w:sz w:val="18"/>
+                <w:sz w:val="22"/>
                 <w:szCs w:val="18"/>
               </w:rPr>
               <w:t xml:space="preserve">. All the bar heights add up to the number of values.</w:t>
@@ -387,6 +389,7 @@
           </w:tcPr>
           <w:p>
             <w:pPr>
+              <w:pStyle w:val="Heading2"/>
               <w:spacing w:before="0" w:after="40" w:line="264" w:lineRule="auto"/>
             </w:pPr>
             <w:r>
@@ -409,7 +412,7 @@
               <w:rPr>
                 <w:rFonts w:ascii="Avenir Next" w:hAnsi="Avenir Next" w:cs="Avenir Next" w:eastAsia="Avenir Next"/>
                 <w:color w:val="1A1A1A"/>
-                <w:sz w:val="17"/>
+                <w:sz w:val="22"/>
                 <w:szCs w:val="17"/>
               </w:rPr>
               <w:t xml:space="preserve">Walk times (min): 4, 15, 9, 22, 11, 18, 27. Use 0–9, 10–19, 20–29.</w:t>
@@ -428,25 +431,25 @@
                 <w:rFonts w:ascii="Avenir Next" w:hAnsi="Avenir Next" w:cs="Avenir Next" w:eastAsia="Avenir Next"/>
                 <w:b/>
                 <w:color w:val="003A70"/>
+                <w:sz w:val="22"/>
+                <w:szCs w:val="17"/>
+              </w:rPr>
+              <w:t xml:space="preserve">Step 1</w:t>
+            </w:r>
+            <w:r>
+              <w:rPr>
+                <w:rFonts w:ascii="Avenir Next" w:hAnsi="Avenir Next" w:cs="Avenir Next" w:eastAsia="Avenir Next"/>
+                <w:color w:val="1A1A1A"/>
                 <w:sz w:val="17"/>
                 <w:szCs w:val="17"/>
               </w:rPr>
-              <w:t xml:space="preserve">Step 1</w:t>
-            </w:r>
-            <w:r>
-              <w:rPr>
-                <w:rFonts w:ascii="Avenir Next" w:hAnsi="Avenir Next" w:cs="Avenir Next" w:eastAsia="Avenir Next"/>
-                <w:color w:val="1A1A1A"/>
-                <w:sz w:val="17"/>
-                <w:szCs w:val="17"/>
-              </w:rPr>
               <w:tab/>
             </w:r>
             <w:r>
               <w:rPr>
                 <w:rFonts w:ascii="Avenir Next" w:hAnsi="Avenir Next" w:cs="Avenir Next" w:eastAsia="Avenir Next"/>
                 <w:color w:val="1A1A1A"/>
-                <w:sz w:val="17"/>
+                <w:sz w:val="22"/>
                 <w:szCs w:val="17"/>
               </w:rPr>
               <w:t xml:space="preserve">0–9 holds 4 and 9: frequency 2.</w:t>
@@ -465,25 +468,25 @@
                 <w:rFonts w:ascii="Avenir Next" w:hAnsi="Avenir Next" w:cs="Avenir Next" w:eastAsia="Avenir Next"/>
                 <w:b/>
                 <w:color w:val="003A70"/>
+                <w:sz w:val="22"/>
+                <w:szCs w:val="17"/>
+              </w:rPr>
+              <w:t xml:space="preserve">Step 2</w:t>
+            </w:r>
+            <w:r>
+              <w:rPr>
+                <w:rFonts w:ascii="Avenir Next" w:hAnsi="Avenir Next" w:cs="Avenir Next" w:eastAsia="Avenir Next"/>
+                <w:color w:val="1A1A1A"/>
                 <w:sz w:val="17"/>
                 <w:szCs w:val="17"/>
               </w:rPr>
-              <w:t xml:space="preserve">Step 2</w:t>
-            </w:r>
-            <w:r>
-              <w:rPr>
-                <w:rFonts w:ascii="Avenir Next" w:hAnsi="Avenir Next" w:cs="Avenir Next" w:eastAsia="Avenir Next"/>
-                <w:color w:val="1A1A1A"/>
-                <w:sz w:val="17"/>
-                <w:szCs w:val="17"/>
-              </w:rPr>
               <w:tab/>
             </w:r>
             <w:r>
               <w:rPr>
                 <w:rFonts w:ascii="Avenir Next" w:hAnsi="Avenir Next" w:cs="Avenir Next" w:eastAsia="Avenir Next"/>
                 <w:color w:val="1A1A1A"/>
-                <w:sz w:val="17"/>
+                <w:sz w:val="22"/>
                 <w:szCs w:val="17"/>
               </w:rPr>
               <w:t xml:space="preserve">10–19 holds 15, 11, 18: frequency 3. 20–29 holds 22, 27: frequency 2.</w:t>
@@ -502,25 +505,25 @@
                 <w:rFonts w:ascii="Avenir Next" w:hAnsi="Avenir Next" w:cs="Avenir Next" w:eastAsia="Avenir Next"/>
                 <w:b/>
                 <w:color w:val="003A70"/>
+                <w:sz w:val="22"/>
+                <w:szCs w:val="17"/>
+              </w:rPr>
+              <w:t xml:space="preserve">Step 3</w:t>
+            </w:r>
+            <w:r>
+              <w:rPr>
+                <w:rFonts w:ascii="Avenir Next" w:hAnsi="Avenir Next" w:cs="Avenir Next" w:eastAsia="Avenir Next"/>
+                <w:color w:val="1A1A1A"/>
                 <w:sz w:val="17"/>
                 <w:szCs w:val="17"/>
               </w:rPr>
-              <w:t xml:space="preserve">Step 3</w:t>
-            </w:r>
-            <w:r>
-              <w:rPr>
-                <w:rFonts w:ascii="Avenir Next" w:hAnsi="Avenir Next" w:cs="Avenir Next" w:eastAsia="Avenir Next"/>
-                <w:color w:val="1A1A1A"/>
-                <w:sz w:val="17"/>
-                <w:szCs w:val="17"/>
-              </w:rPr>
               <w:tab/>
             </w:r>
             <w:r>
               <w:rPr>
                 <w:rFonts w:ascii="Avenir Next" w:hAnsi="Avenir Next" w:cs="Avenir Next" w:eastAsia="Avenir Next"/>
                 <w:color w:val="1A1A1A"/>
-                <w:sz w:val="17"/>
+                <w:sz w:val="22"/>
                 <w:szCs w:val="17"/>
               </w:rPr>
               <w:t xml:space="preserve">Draw touching bars of height 2, 3, 2.</w:t>
@@ -539,18 +542,18 @@
                 <w:rFonts w:ascii="Avenir Next" w:hAnsi="Avenir Next" w:cs="Avenir Next" w:eastAsia="Avenir Next"/>
                 <w:b/>
                 <w:color w:val="1A1A1A"/>
+                <w:sz w:val="22"/>
+                <w:szCs w:val="17"/>
+              </w:rPr>
+              <w:t xml:space="preserve">Answer</w:t>
+            </w:r>
+            <w:r>
+              <w:rPr>
+                <w:rFonts w:ascii="Avenir Next" w:hAnsi="Avenir Next" w:cs="Avenir Next" w:eastAsia="Avenir Next"/>
+                <w:color w:val="1A1A1A"/>
                 <w:sz w:val="17"/>
                 <w:szCs w:val="17"/>
               </w:rPr>
-              <w:t xml:space="preserve">Answer</w:t>
-            </w:r>
-            <w:r>
-              <w:rPr>
-                <w:rFonts w:ascii="Avenir Next" w:hAnsi="Avenir Next" w:cs="Avenir Next" w:eastAsia="Avenir Next"/>
-                <w:color w:val="1A1A1A"/>
-                <w:sz w:val="17"/>
-                <w:szCs w:val="17"/>
-              </w:rPr>
               <w:tab/>
             </w:r>
             <w:r>
@@ -558,7 +561,7 @@
                 <w:rFonts w:ascii="Avenir Next" w:hAnsi="Avenir Next" w:cs="Avenir Next" w:eastAsia="Avenir Next"/>
                 <w:b/>
                 <w:color w:val="1A1A1A"/>
-                <w:sz w:val="17"/>
+                <w:sz w:val="22"/>
                 <w:szCs w:val="17"/>
               </w:rPr>
               <w:t xml:space="preserve">Check: 2 + 3 + 2 = 7 values</w:t>
@@ -587,7 +590,7 @@
           <w:rFonts w:ascii="Avenir Next" w:hAnsi="Avenir Next" w:cs="Avenir Next" w:eastAsia="Avenir Next"/>
           <w:b/>
           <w:color w:val="1A1A1A"/>
-          <w:sz w:val="17"/>
+          <w:sz w:val="22"/>
           <w:szCs w:val="17"/>
         </w:rPr>
         <w:t xml:space="preserve">histogram</w:t>
@@ -597,7 +600,7 @@
           <w:rFonts w:ascii="Avenir Next" w:hAnsi="Avenir Next" w:cs="Avenir Next" w:eastAsia="Avenir Next"/>
           <w:i/>
           <w:color w:val="5A5F66"/>
-          <w:sz w:val="17"/>
+          <w:sz w:val="22"/>
           <w:szCs w:val="17"/>
         </w:rPr>
         <w:t xml:space="preserve"> (histograma)</w:t>
@@ -606,7 +609,7 @@
         <w:rPr>
           <w:rFonts w:ascii="Avenir Next" w:hAnsi="Avenir Next" w:cs="Avenir Next" w:eastAsia="Avenir Next"/>
           <w:color w:val="5A5F66"/>
-          <w:sz w:val="17"/>
+          <w:sz w:val="22"/>
           <w:szCs w:val="17"/>
         </w:rPr>
         <w:t xml:space="preserve">   ·   </w:t>
@@ -616,7 +619,7 @@
           <w:rFonts w:ascii="Avenir Next" w:hAnsi="Avenir Next" w:cs="Avenir Next" w:eastAsia="Avenir Next"/>
           <w:b/>
           <w:color w:val="1A1A1A"/>
-          <w:sz w:val="17"/>
+          <w:sz w:val="22"/>
           <w:szCs w:val="17"/>
         </w:rPr>
         <w:t xml:space="preserve">interval</w:t>
@@ -626,7 +629,7 @@
           <w:rFonts w:ascii="Avenir Next" w:hAnsi="Avenir Next" w:cs="Avenir Next" w:eastAsia="Avenir Next"/>
           <w:i/>
           <w:color w:val="5A5F66"/>
-          <w:sz w:val="17"/>
+          <w:sz w:val="22"/>
           <w:szCs w:val="17"/>
         </w:rPr>
         <w:t xml:space="preserve"> (intervalo)</w:t>
@@ -635,7 +638,7 @@
         <w:rPr>
           <w:rFonts w:ascii="Avenir Next" w:hAnsi="Avenir Next" w:cs="Avenir Next" w:eastAsia="Avenir Next"/>
           <w:color w:val="5A5F66"/>
-          <w:sz w:val="17"/>
+          <w:sz w:val="22"/>
           <w:szCs w:val="17"/>
         </w:rPr>
         <w:t xml:space="preserve">   ·   </w:t>
@@ -645,7 +648,7 @@
           <w:rFonts w:ascii="Avenir Next" w:hAnsi="Avenir Next" w:cs="Avenir Next" w:eastAsia="Avenir Next"/>
           <w:b/>
           <w:color w:val="1A1A1A"/>
-          <w:sz w:val="17"/>
+          <w:sz w:val="22"/>
           <w:szCs w:val="17"/>
         </w:rPr>
         <w:t xml:space="preserve">frequency</w:t>
@@ -655,7 +658,7 @@
           <w:rFonts w:ascii="Avenir Next" w:hAnsi="Avenir Next" w:cs="Avenir Next" w:eastAsia="Avenir Next"/>
           <w:i/>
           <w:color w:val="5A5F66"/>
-          <w:sz w:val="17"/>
+          <w:sz w:val="22"/>
           <w:szCs w:val="17"/>
         </w:rPr>
         <w:t xml:space="preserve"> (frecuencia)</w:t>
@@ -663,6 +666,7 @@
     </w:p>
     <w:p>
       <w:pPr>
+        <w:pStyle w:val="Heading2"/>
         <w:keepNext/>
         <w:pBdr>
           <w:bottom w:val="single" w:sz="8" w:space="3" w:color="003A70"/>
@@ -678,7 +682,7 @@
           <w:b/>
           <w:color w:val="003A70"/>
           <w:spacing w:val="14"/>
-          <w:sz w:val="19"/>
+          <w:sz w:val="22"/>
           <w:szCs w:val="19"/>
         </w:rPr>
         <w:t xml:space="preserve">PRACTICE</w:t>
@@ -697,7 +701,7 @@
           <w:rFonts w:ascii="Avenir Next" w:hAnsi="Avenir Next" w:cs="Avenir Next" w:eastAsia="Avenir Next"/>
           <w:i/>
           <w:color w:val="5A5F66"/>
-          <w:sz w:val="17"/>
+          <w:sz w:val="22"/>
           <w:szCs w:val="17"/>
         </w:rPr>
         <w:t xml:space="preserve">show your work · label units</w:t>
@@ -705,7 +709,7 @@
     </w:p>
     <w:p>
       <w:pPr>
-        <w:spacing w:before="0" w:after="0" w:line="20" w:lineRule="exact"/>
+        <w:spacing w:before="0" w:after="0" w:line="50" w:lineRule="exact"/>
       </w:pPr>
     </w:p>
     <w:tbl>
@@ -789,18 +793,18 @@
                       <w:rFonts w:ascii="Avenir Next" w:hAnsi="Avenir Next" w:cs="Avenir Next" w:eastAsia="Avenir Next"/>
                       <w:b/>
                       <w:color w:val="1A1A1A"/>
+                      <w:sz w:val="22"/>
+                      <w:szCs w:val="20"/>
+                    </w:rPr>
+                    <w:t xml:space="preserve">1.</w:t>
+                  </w:r>
+                  <w:r>
+                    <w:rPr>
+                      <w:rFonts w:ascii="Avenir Next" w:hAnsi="Avenir Next" w:cs="Avenir Next" w:eastAsia="Avenir Next"/>
+                      <w:color w:val="1A1A1A"/>
                       <w:sz w:val="20"/>
                       <w:szCs w:val="20"/>
                     </w:rPr>
-                    <w:t xml:space="preserve">1.</w:t>
-                  </w:r>
-                  <w:r>
-                    <w:rPr>
-                      <w:rFonts w:ascii="Avenir Next" w:hAnsi="Avenir Next" w:cs="Avenir Next" w:eastAsia="Avenir Next"/>
-                      <w:color w:val="1A1A1A"/>
-                      <w:sz w:val="20"/>
-                      <w:szCs w:val="20"/>
-                    </w:rPr>
                     <w:tab/>
                   </w:r>
                   <w:r>
@@ -808,7 +812,7 @@
                       <w:rFonts w:ascii="Avenir Next" w:hAnsi="Avenir Next" w:cs="Avenir Next" w:eastAsia="Avenir Next"/>
                       <w:b/>
                       <w:color w:val="1A1A1A"/>
-                      <w:sz w:val="20"/>
+                      <w:sz w:val="22"/>
                       <w:szCs w:val="20"/>
                     </w:rPr>
                     <w:t xml:space="preserve">Bus Rides.</w:t>
@@ -817,7 +821,7 @@
                     <w:rPr>
                       <w:rFonts w:ascii="Avenir Next" w:hAnsi="Avenir Next" w:cs="Avenir Next" w:eastAsia="Avenir Next"/>
                       <w:color w:val="1A1A1A"/>
-                      <w:sz w:val="20"/>
+                      <w:sz w:val="22"/>
                       <w:szCs w:val="20"/>
                     </w:rPr>
                     <w:t xml:space="preserve">  Nine students timed their bus rides (min): 12, 25, 8, 17, 21, 14, 6, 23, 19. Complete the table. Then draw the histogram.</w:t>
@@ -834,7 +838,7 @@
                       <w:rFonts w:ascii="Avenir Next" w:hAnsi="Avenir Next" w:cs="Avenir Next" w:eastAsia="Avenir Next"/>
                       <w:b/>
                       <w:color w:val="003A70"/>
-                      <w:sz w:val="17"/>
+                      <w:sz w:val="22"/>
                       <w:szCs w:val="17"/>
                     </w:rPr>
                     <w:t xml:space="preserve">Hint  </w:t>
@@ -844,7 +848,7 @@
                       <w:rFonts w:ascii="Avenir Next" w:hAnsi="Avenir Next" w:cs="Avenir Next" w:eastAsia="Avenir Next"/>
                       <w:i/>
                       <w:color w:val="5A5F66"/>
-                      <w:sz w:val="17"/>
+                      <w:sz w:val="22"/>
                       <w:szCs w:val="17"/>
                     </w:rPr>
                     <w:t xml:space="preserve">Cross off each value as you tally it.</w:t>
@@ -897,7 +901,7 @@
                             <w:rFonts w:ascii="Avenir Next" w:hAnsi="Avenir Next" w:cs="Avenir Next" w:eastAsia="Avenir Next"/>
                             <w:b/>
                             <w:color w:val="1A1A1A"/>
-                            <w:sz w:val="19"/>
+                            <w:sz w:val="22"/>
                             <w:szCs w:val="19"/>
                           </w:rPr>
                           <w:t xml:space="preserve">Interval</w:t>
@@ -920,7 +924,7 @@
                             <w:rFonts w:ascii="Avenir Next" w:hAnsi="Avenir Next" w:cs="Avenir Next" w:eastAsia="Avenir Next"/>
                             <w:b/>
                             <w:color w:val="1A1A1A"/>
-                            <w:sz w:val="19"/>
+                            <w:sz w:val="22"/>
                             <w:szCs w:val="19"/>
                           </w:rPr>
                           <w:t xml:space="preserve">Frequency</w:t>
@@ -949,7 +953,7 @@
                             <w:rFonts w:ascii="Avenir Next" w:hAnsi="Avenir Next" w:cs="Avenir Next" w:eastAsia="Avenir Next"/>
                             <w:b/>
                             <w:color w:val="1A1A1A"/>
-                            <w:sz w:val="19"/>
+                            <w:sz w:val="22"/>
                             <w:szCs w:val="19"/>
                           </w:rPr>
                           <w:t xml:space="preserve">0–9</w:t>
@@ -963,7 +967,7 @@
                       </w:tcPr>
                       <w:p>
                         <w:pPr>
-                          <w:spacing w:before="0" w:after="0" w:line="240" w:lineRule="auto"/>
+                          <w:spacing w:before="0" w:after="0" w:line="50" w:lineRule="exact"/>
                         </w:pPr>
                       </w:p>
                     </w:tc>
@@ -989,7 +993,7 @@
                             <w:rFonts w:ascii="Avenir Next" w:hAnsi="Avenir Next" w:cs="Avenir Next" w:eastAsia="Avenir Next"/>
                             <w:b/>
                             <w:color w:val="1A1A1A"/>
-                            <w:sz w:val="19"/>
+                            <w:sz w:val="22"/>
                             <w:szCs w:val="19"/>
                           </w:rPr>
                           <w:t xml:space="preserve">10–19</w:t>
@@ -1003,7 +1007,7 @@
                       </w:tcPr>
                       <w:p>
                         <w:pPr>
-                          <w:spacing w:before="0" w:after="0" w:line="240" w:lineRule="auto"/>
+                          <w:spacing w:before="0" w:after="0" w:line="50" w:lineRule="exact"/>
                         </w:pPr>
                       </w:p>
                     </w:tc>
@@ -1029,7 +1033,7 @@
                             <w:rFonts w:ascii="Avenir Next" w:hAnsi="Avenir Next" w:cs="Avenir Next" w:eastAsia="Avenir Next"/>
                             <w:b/>
                             <w:color w:val="1A1A1A"/>
-                            <w:sz w:val="19"/>
+                            <w:sz w:val="22"/>
                             <w:szCs w:val="19"/>
                           </w:rPr>
                           <w:t xml:space="preserve">20–29</w:t>
@@ -1043,7 +1047,7 @@
                       </w:tcPr>
                       <w:p>
                         <w:pPr>
-                          <w:spacing w:before="0" w:after="0" w:line="240" w:lineRule="auto"/>
+                          <w:spacing w:before="0" w:after="0" w:line="50" w:lineRule="exact"/>
                         </w:pPr>
                       </w:p>
                     </w:tc>
@@ -1062,7 +1066,7 @@
                       <w:rFonts w:ascii="Avenir Next" w:hAnsi="Avenir Next" w:cs="Avenir Next" w:eastAsia="Avenir Next"/>
                       <w:b/>
                       <w:color w:val="1A1A1A"/>
-                      <w:sz w:val="18"/>
+                      <w:sz w:val="22"/>
                       <w:szCs w:val="18"/>
                     </w:rPr>
                     <w:t xml:space="preserve">Most rides</w:t>
@@ -1092,7 +1096,7 @@
                     <w:drawing>
                       <wp:inline distT="0" distB="0" distL="0" distR="0">
                         <wp:extent cx="2286000" cy="1411941"/>
-                        <wp:docPr id="1" name="Figure 1"/>
+                        <wp:docPr id="1" name="Figure 1" descr="Histogram. Horizontal axis: Minutes; vertical axis: frequency. Bar intervals and frequencies: 0 to 9: 0; 10 to 19: 0; 20 to 29: 0."/>
                         <a:graphic xmlns:a="http://schemas.openxmlformats.org/drawingml/2006/main">
                           <a:graphicData uri="http://schemas.openxmlformats.org/drawingml/2006/picture">
                             <pic:pic xmlns:pic="http://schemas.openxmlformats.org/drawingml/2006/picture">
@@ -1127,7 +1131,7 @@
           </w:tbl>
           <w:p>
             <w:pPr>
-              <w:spacing w:before="0" w:after="0" w:line="24" w:lineRule="auto"/>
+              <w:spacing w:before="0" w:after="0" w:line="50" w:lineRule="exact"/>
             </w:pPr>
           </w:p>
         </w:tc>
@@ -1135,12 +1139,12 @@
     </w:tbl>
     <w:p>
       <w:pPr>
-        <w:spacing w:before="0" w:after="0" w:line="20" w:lineRule="exact"/>
+        <w:spacing w:before="0" w:after="0" w:line="50" w:lineRule="exact"/>
       </w:pPr>
     </w:p>
     <w:p>
       <w:pPr>
-        <w:spacing w:before="0" w:after="0" w:line="20" w:lineRule="exact"/>
+        <w:spacing w:before="0" w:after="0" w:line="50" w:lineRule="exact"/>
       </w:pPr>
     </w:p>
     <w:tbl>
@@ -1190,35 +1194,35 @@
                 <w:rFonts w:ascii="Avenir Next" w:hAnsi="Avenir Next" w:cs="Avenir Next" w:eastAsia="Avenir Next"/>
                 <w:b/>
                 <w:color w:val="1A1A1A"/>
+                <w:sz w:val="22"/>
+                <w:szCs w:val="20"/>
+              </w:rPr>
+              <w:t xml:space="preserve">2.</w:t>
+            </w:r>
+            <w:r>
+              <w:rPr>
+                <w:rFonts w:ascii="Avenir Next" w:hAnsi="Avenir Next" w:cs="Avenir Next" w:eastAsia="Avenir Next"/>
+                <w:color w:val="1A1A1A"/>
                 <w:sz w:val="20"/>
                 <w:szCs w:val="20"/>
               </w:rPr>
-              <w:t xml:space="preserve">2.</w:t>
-            </w:r>
-            <w:r>
-              <w:rPr>
-                <w:rFonts w:ascii="Avenir Next" w:hAnsi="Avenir Next" w:cs="Avenir Next" w:eastAsia="Avenir Next"/>
-                <w:color w:val="1A1A1A"/>
-                <w:sz w:val="20"/>
+              <w:tab/>
+            </w:r>
+            <w:r>
+              <w:rPr>
+                <w:rFonts w:ascii="Avenir Next" w:hAnsi="Avenir Next" w:cs="Avenir Next" w:eastAsia="Avenir Next"/>
+                <w:b/>
+                <w:color w:val="1A1A1A"/>
+                <w:sz w:val="22"/>
                 <w:szCs w:val="20"/>
               </w:rPr>
-              <w:tab/>
-            </w:r>
-            <w:r>
-              <w:rPr>
-                <w:rFonts w:ascii="Avenir Next" w:hAnsi="Avenir Next" w:cs="Avenir Next" w:eastAsia="Avenir Next"/>
-                <w:b/>
-                <w:color w:val="1A1A1A"/>
-                <w:sz w:val="20"/>
-                <w:szCs w:val="20"/>
-              </w:rPr>
               <w:t xml:space="preserve">Pushups.</w:t>
             </w:r>
             <w:r>
               <w:rPr>
                 <w:rFonts w:ascii="Avenir Next" w:hAnsi="Avenir Next" w:cs="Avenir Next" w:eastAsia="Avenir Next"/>
                 <w:color w:val="1A1A1A"/>
-                <w:sz w:val="20"/>
+                <w:sz w:val="22"/>
                 <w:szCs w:val="20"/>
               </w:rPr>
               <w:t xml:space="preserve">  8 students did these pushups: 22, 15, 9, 27, 13, 18, 26, 24. Find each frequency and the total.</w:t>
@@ -1275,25 +1279,25 @@
                       <w:rFonts w:ascii="Avenir Next" w:hAnsi="Avenir Next" w:cs="Avenir Next" w:eastAsia="Avenir Next"/>
                       <w:b/>
                       <w:color w:val="003A70"/>
+                      <w:sz w:val="22"/>
+                      <w:szCs w:val="20"/>
+                    </w:rPr>
+                    <w:t xml:space="preserve">a.</w:t>
+                  </w:r>
+                  <w:r>
+                    <w:rPr>
+                      <w:rFonts w:ascii="Avenir Next" w:hAnsi="Avenir Next" w:cs="Avenir Next" w:eastAsia="Avenir Next"/>
+                      <w:color w:val="1A1A1A"/>
                       <w:sz w:val="20"/>
                       <w:szCs w:val="20"/>
                     </w:rPr>
-                    <w:t xml:space="preserve">a.</w:t>
-                  </w:r>
-                  <w:r>
-                    <w:rPr>
-                      <w:rFonts w:ascii="Avenir Next" w:hAnsi="Avenir Next" w:cs="Avenir Next" w:eastAsia="Avenir Next"/>
-                      <w:color w:val="1A1A1A"/>
-                      <w:sz w:val="20"/>
-                      <w:szCs w:val="20"/>
-                    </w:rPr>
                     <w:tab/>
                   </w:r>
                   <w:r>
                     <w:rPr>
                       <w:rFonts w:ascii="Avenir Next" w:hAnsi="Avenir Next" w:cs="Avenir Next" w:eastAsia="Avenir Next"/>
                       <w:color w:val="1A1A1A"/>
-                      <w:sz w:val="20"/>
+                      <w:sz w:val="22"/>
                       <w:szCs w:val="20"/>
                     </w:rPr>
                     <w:t xml:space="preserve">0–9:</w:t>
@@ -1337,25 +1341,25 @@
                       <w:rFonts w:ascii="Avenir Next" w:hAnsi="Avenir Next" w:cs="Avenir Next" w:eastAsia="Avenir Next"/>
                       <w:b/>
                       <w:color w:val="003A70"/>
+                      <w:sz w:val="22"/>
+                      <w:szCs w:val="20"/>
+                    </w:rPr>
+                    <w:t xml:space="preserve">b.</w:t>
+                  </w:r>
+                  <w:r>
+                    <w:rPr>
+                      <w:rFonts w:ascii="Avenir Next" w:hAnsi="Avenir Next" w:cs="Avenir Next" w:eastAsia="Avenir Next"/>
+                      <w:color w:val="1A1A1A"/>
                       <w:sz w:val="20"/>
                       <w:szCs w:val="20"/>
                     </w:rPr>
-                    <w:t xml:space="preserve">b.</w:t>
-                  </w:r>
-                  <w:r>
-                    <w:rPr>
-                      <w:rFonts w:ascii="Avenir Next" w:hAnsi="Avenir Next" w:cs="Avenir Next" w:eastAsia="Avenir Next"/>
-                      <w:color w:val="1A1A1A"/>
-                      <w:sz w:val="20"/>
-                      <w:szCs w:val="20"/>
-                    </w:rPr>
                     <w:tab/>
                   </w:r>
                   <w:r>
                     <w:rPr>
                       <w:rFonts w:ascii="Avenir Next" w:hAnsi="Avenir Next" w:cs="Avenir Next" w:eastAsia="Avenir Next"/>
                       <w:color w:val="1A1A1A"/>
-                      <w:sz w:val="20"/>
+                      <w:sz w:val="22"/>
                       <w:szCs w:val="20"/>
                     </w:rPr>
                     <w:t xml:space="preserve">10–19:</w:t>
@@ -1399,25 +1403,25 @@
                       <w:rFonts w:ascii="Avenir Next" w:hAnsi="Avenir Next" w:cs="Avenir Next" w:eastAsia="Avenir Next"/>
                       <w:b/>
                       <w:color w:val="003A70"/>
+                      <w:sz w:val="22"/>
+                      <w:szCs w:val="20"/>
+                    </w:rPr>
+                    <w:t xml:space="preserve">c.</w:t>
+                  </w:r>
+                  <w:r>
+                    <w:rPr>
+                      <w:rFonts w:ascii="Avenir Next" w:hAnsi="Avenir Next" w:cs="Avenir Next" w:eastAsia="Avenir Next"/>
+                      <w:color w:val="1A1A1A"/>
                       <w:sz w:val="20"/>
                       <w:szCs w:val="20"/>
                     </w:rPr>
-                    <w:t xml:space="preserve">c.</w:t>
-                  </w:r>
-                  <w:r>
-                    <w:rPr>
-                      <w:rFonts w:ascii="Avenir Next" w:hAnsi="Avenir Next" w:cs="Avenir Next" w:eastAsia="Avenir Next"/>
-                      <w:color w:val="1A1A1A"/>
-                      <w:sz w:val="20"/>
-                      <w:szCs w:val="20"/>
-                    </w:rPr>
                     <w:tab/>
                   </w:r>
                   <w:r>
                     <w:rPr>
                       <w:rFonts w:ascii="Avenir Next" w:hAnsi="Avenir Next" w:cs="Avenir Next" w:eastAsia="Avenir Next"/>
                       <w:color w:val="1A1A1A"/>
-                      <w:sz w:val="20"/>
+                      <w:sz w:val="22"/>
                       <w:szCs w:val="20"/>
                     </w:rPr>
                     <w:t xml:space="preserve">20–29:</w:t>
@@ -1461,25 +1465,25 @@
                       <w:rFonts w:ascii="Avenir Next" w:hAnsi="Avenir Next" w:cs="Avenir Next" w:eastAsia="Avenir Next"/>
                       <w:b/>
                       <w:color w:val="003A70"/>
+                      <w:sz w:val="22"/>
+                      <w:szCs w:val="20"/>
+                    </w:rPr>
+                    <w:t xml:space="preserve">d.</w:t>
+                  </w:r>
+                  <w:r>
+                    <w:rPr>
+                      <w:rFonts w:ascii="Avenir Next" w:hAnsi="Avenir Next" w:cs="Avenir Next" w:eastAsia="Avenir Next"/>
+                      <w:color w:val="1A1A1A"/>
                       <w:sz w:val="20"/>
                       <w:szCs w:val="20"/>
                     </w:rPr>
-                    <w:t xml:space="preserve">d.</w:t>
-                  </w:r>
-                  <w:r>
-                    <w:rPr>
-                      <w:rFonts w:ascii="Avenir Next" w:hAnsi="Avenir Next" w:cs="Avenir Next" w:eastAsia="Avenir Next"/>
-                      <w:color w:val="1A1A1A"/>
-                      <w:sz w:val="20"/>
-                      <w:szCs w:val="20"/>
-                    </w:rPr>
                     <w:tab/>
                   </w:r>
                   <w:r>
                     <w:rPr>
                       <w:rFonts w:ascii="Avenir Next" w:hAnsi="Avenir Next" w:cs="Avenir Next" w:eastAsia="Avenir Next"/>
                       <w:color w:val="1A1A1A"/>
-                      <w:sz w:val="20"/>
+                      <w:sz w:val="22"/>
                       <w:szCs w:val="20"/>
                     </w:rPr>
                     <w:t xml:space="preserve">Total:</w:t>
@@ -1509,7 +1513,7 @@
           </w:tbl>
           <w:p>
             <w:pPr>
-              <w:spacing w:before="0" w:after="0" w:line="24" w:lineRule="auto"/>
+              <w:spacing w:before="0" w:after="0" w:line="50" w:lineRule="exact"/>
             </w:pPr>
           </w:p>
         </w:tc>
@@ -1517,12 +1521,12 @@
     </w:tbl>
     <w:p>
       <w:pPr>
-        <w:spacing w:before="0" w:after="0" w:line="20" w:lineRule="exact"/>
+        <w:spacing w:before="0" w:after="0" w:line="50" w:lineRule="exact"/>
       </w:pPr>
     </w:p>
     <w:p>
       <w:pPr>
-        <w:spacing w:before="0" w:after="0" w:line="20" w:lineRule="exact"/>
+        <w:spacing w:before="0" w:after="0" w:line="50" w:lineRule="exact"/>
       </w:pPr>
     </w:p>
     <w:tbl>
@@ -1573,35 +1577,35 @@
                 <w:rFonts w:ascii="Avenir Next" w:hAnsi="Avenir Next" w:cs="Avenir Next" w:eastAsia="Avenir Next"/>
                 <w:b/>
                 <w:color w:val="1A1A1A"/>
+                <w:sz w:val="22"/>
+                <w:szCs w:val="20"/>
+              </w:rPr>
+              <w:t xml:space="preserve">3.</w:t>
+            </w:r>
+            <w:r>
+              <w:rPr>
+                <w:rFonts w:ascii="Avenir Next" w:hAnsi="Avenir Next" w:cs="Avenir Next" w:eastAsia="Avenir Next"/>
+                <w:color w:val="1A1A1A"/>
                 <w:sz w:val="20"/>
                 <w:szCs w:val="20"/>
               </w:rPr>
-              <w:t xml:space="preserve">3.</w:t>
-            </w:r>
-            <w:r>
-              <w:rPr>
-                <w:rFonts w:ascii="Avenir Next" w:hAnsi="Avenir Next" w:cs="Avenir Next" w:eastAsia="Avenir Next"/>
-                <w:color w:val="1A1A1A"/>
-                <w:sz w:val="20"/>
+              <w:tab/>
+            </w:r>
+            <w:r>
+              <w:rPr>
+                <w:rFonts w:ascii="Avenir Next" w:hAnsi="Avenir Next" w:cs="Avenir Next" w:eastAsia="Avenir Next"/>
+                <w:b/>
+                <w:color w:val="1A1A1A"/>
+                <w:sz w:val="22"/>
                 <w:szCs w:val="20"/>
               </w:rPr>
-              <w:tab/>
-            </w:r>
-            <w:r>
-              <w:rPr>
-                <w:rFonts w:ascii="Avenir Next" w:hAnsi="Avenir Next" w:cs="Avenir Next" w:eastAsia="Avenir Next"/>
-                <w:b/>
-                <w:color w:val="1A1A1A"/>
-                <w:sz w:val="20"/>
-                <w:szCs w:val="20"/>
-              </w:rPr>
               <w:t xml:space="preserve">Read the Table.</w:t>
             </w:r>
             <w:r>
               <w:rPr>
                 <w:rFonts w:ascii="Avenir Next" w:hAnsi="Avenir Next" w:cs="Avenir Next" w:eastAsia="Avenir Next"/>
                 <w:color w:val="1A1A1A"/>
-                <w:sz w:val="20"/>
+                <w:sz w:val="22"/>
                 <w:szCs w:val="20"/>
               </w:rPr>
               <w:t xml:space="preserve">  40–49: 5, 50–59: 8, 60–69: 4, 70–79: 3.</w:t>
@@ -1618,7 +1622,7 @@
                 <w:rFonts w:ascii="Avenir Next" w:hAnsi="Avenir Next" w:cs="Avenir Next" w:eastAsia="Avenir Next"/>
                 <w:b/>
                 <w:color w:val="003A70"/>
-                <w:sz w:val="17"/>
+                <w:sz w:val="22"/>
                 <w:szCs w:val="17"/>
               </w:rPr>
               <w:t xml:space="preserve">Hint  </w:t>
@@ -1628,7 +1632,7 @@
                 <w:rFonts w:ascii="Avenir Next" w:hAnsi="Avenir Next" w:cs="Avenir Next" w:eastAsia="Avenir Next"/>
                 <w:i/>
                 <w:color w:val="5A5F66"/>
-                <w:sz w:val="17"/>
+                <w:sz w:val="22"/>
                 <w:szCs w:val="17"/>
               </w:rPr>
               <w:t xml:space="preserve">Add the frequencies; the biggest one is the tallest bar.</w:t>
@@ -1682,25 +1686,25 @@
                       <w:rFonts w:ascii="Avenir Next" w:hAnsi="Avenir Next" w:cs="Avenir Next" w:eastAsia="Avenir Next"/>
                       <w:b/>
                       <w:color w:val="003A70"/>
+                      <w:sz w:val="22"/>
+                      <w:szCs w:val="20"/>
+                    </w:rPr>
+                    <w:t xml:space="preserve">a.</w:t>
+                  </w:r>
+                  <w:r>
+                    <w:rPr>
+                      <w:rFonts w:ascii="Avenir Next" w:hAnsi="Avenir Next" w:cs="Avenir Next" w:eastAsia="Avenir Next"/>
+                      <w:color w:val="1A1A1A"/>
                       <w:sz w:val="20"/>
                       <w:szCs w:val="20"/>
                     </w:rPr>
-                    <w:t xml:space="preserve">a.</w:t>
-                  </w:r>
-                  <w:r>
-                    <w:rPr>
-                      <w:rFonts w:ascii="Avenir Next" w:hAnsi="Avenir Next" w:cs="Avenir Next" w:eastAsia="Avenir Next"/>
-                      <w:color w:val="1A1A1A"/>
-                      <w:sz w:val="20"/>
-                      <w:szCs w:val="20"/>
-                    </w:rPr>
                     <w:tab/>
                   </w:r>
                   <w:r>
                     <w:rPr>
                       <w:rFonts w:ascii="Avenir Next" w:hAnsi="Avenir Next" w:cs="Avenir Next" w:eastAsia="Avenir Next"/>
                       <w:color w:val="1A1A1A"/>
-                      <w:sz w:val="20"/>
+                      <w:sz w:val="22"/>
                       <w:szCs w:val="20"/>
                     </w:rPr>
                     <w:t xml:space="preserve">Values in all:</w:t>
@@ -1750,25 +1754,25 @@
                       <w:rFonts w:ascii="Avenir Next" w:hAnsi="Avenir Next" w:cs="Avenir Next" w:eastAsia="Avenir Next"/>
                       <w:b/>
                       <w:color w:val="003A70"/>
+                      <w:sz w:val="22"/>
+                      <w:szCs w:val="20"/>
+                    </w:rPr>
+                    <w:t xml:space="preserve">b.</w:t>
+                  </w:r>
+                  <w:r>
+                    <w:rPr>
+                      <w:rFonts w:ascii="Avenir Next" w:hAnsi="Avenir Next" w:cs="Avenir Next" w:eastAsia="Avenir Next"/>
+                      <w:color w:val="1A1A1A"/>
                       <w:sz w:val="20"/>
                       <w:szCs w:val="20"/>
                     </w:rPr>
-                    <w:t xml:space="preserve">b.</w:t>
-                  </w:r>
-                  <w:r>
-                    <w:rPr>
-                      <w:rFonts w:ascii="Avenir Next" w:hAnsi="Avenir Next" w:cs="Avenir Next" w:eastAsia="Avenir Next"/>
-                      <w:color w:val="1A1A1A"/>
-                      <w:sz w:val="20"/>
-                      <w:szCs w:val="20"/>
-                    </w:rPr>
                     <w:tab/>
                   </w:r>
                   <w:r>
                     <w:rPr>
                       <w:rFonts w:ascii="Avenir Next" w:hAnsi="Avenir Next" w:cs="Avenir Next" w:eastAsia="Avenir Next"/>
                       <w:color w:val="1A1A1A"/>
-                      <w:sz w:val="20"/>
+                      <w:sz w:val="22"/>
                       <w:szCs w:val="20"/>
                     </w:rPr>
                     <w:t xml:space="preserve">Tallest bar:</w:t>
@@ -1798,7 +1802,7 @@
           </w:tbl>
           <w:p>
             <w:pPr>
-              <w:spacing w:before="0" w:after="0" w:line="24" w:lineRule="auto"/>
+              <w:spacing w:before="0" w:after="0" w:line="50" w:lineRule="exact"/>
             </w:pPr>
           </w:p>
         </w:tc>
@@ -1821,35 +1825,35 @@
                 <w:rFonts w:ascii="Avenir Next" w:hAnsi="Avenir Next" w:cs="Avenir Next" w:eastAsia="Avenir Next"/>
                 <w:b/>
                 <w:color w:val="1A1A1A"/>
+                <w:sz w:val="22"/>
+                <w:szCs w:val="20"/>
+              </w:rPr>
+              <w:t xml:space="preserve">4.</w:t>
+            </w:r>
+            <w:r>
+              <w:rPr>
+                <w:rFonts w:ascii="Avenir Next" w:hAnsi="Avenir Next" w:cs="Avenir Next" w:eastAsia="Avenir Next"/>
+                <w:color w:val="1A1A1A"/>
                 <w:sz w:val="20"/>
                 <w:szCs w:val="20"/>
               </w:rPr>
-              <w:t xml:space="preserve">4.</w:t>
-            </w:r>
-            <w:r>
-              <w:rPr>
-                <w:rFonts w:ascii="Avenir Next" w:hAnsi="Avenir Next" w:cs="Avenir Next" w:eastAsia="Avenir Next"/>
-                <w:color w:val="1A1A1A"/>
-                <w:sz w:val="20"/>
+              <w:tab/>
+            </w:r>
+            <w:r>
+              <w:rPr>
+                <w:rFonts w:ascii="Avenir Next" w:hAnsi="Avenir Next" w:cs="Avenir Next" w:eastAsia="Avenir Next"/>
+                <w:b/>
+                <w:color w:val="1A1A1A"/>
+                <w:sz w:val="22"/>
                 <w:szCs w:val="20"/>
               </w:rPr>
-              <w:tab/>
-            </w:r>
-            <w:r>
-              <w:rPr>
-                <w:rFonts w:ascii="Avenir Next" w:hAnsi="Avenir Next" w:cs="Avenir Next" w:eastAsia="Avenir Next"/>
-                <w:b/>
-                <w:color w:val="1A1A1A"/>
-                <w:sz w:val="20"/>
-                <w:szCs w:val="20"/>
-              </w:rPr>
               <w:t xml:space="preserve">Missing Bar.  </w:t>
             </w:r>
             <w:r>
               <w:rPr>
                 <w:rFonts w:ascii="Avenir Next" w:hAnsi="Avenir Next" w:cs="Avenir Next" w:eastAsia="Avenir Next"/>
                 <w:color w:val="1A1A1A"/>
-                <w:sz w:val="20"/>
+                <w:sz w:val="22"/>
                 <w:szCs w:val="20"/>
               </w:rPr>
               <w:t xml:space="preserve">A histogram shows 9 values. Two bars have heights 2 and 4. How tall is the third bar?</w:t>
@@ -1866,7 +1870,7 @@
                 <w:rFonts w:ascii="Avenir Next" w:hAnsi="Avenir Next" w:cs="Avenir Next" w:eastAsia="Avenir Next"/>
                 <w:b/>
                 <w:color w:val="003A70"/>
-                <w:sz w:val="17"/>
+                <w:sz w:val="22"/>
                 <w:szCs w:val="17"/>
               </w:rPr>
               <w:t xml:space="preserve">Hint  </w:t>
@@ -1876,7 +1880,7 @@
                 <w:rFonts w:ascii="Avenir Next" w:hAnsi="Avenir Next" w:cs="Avenir Next" w:eastAsia="Avenir Next"/>
                 <w:i/>
                 <w:color w:val="5A5F66"/>
-                <w:sz w:val="17"/>
+                <w:sz w:val="22"/>
                 <w:szCs w:val="17"/>
               </w:rPr>
               <w:t xml:space="preserve">All the bar heights add up to the total.</w:t>
@@ -1884,7 +1888,7 @@
           </w:p>
           <w:p>
             <w:pPr>
-              <w:spacing w:before="0" w:after="0" w:line="60" w:lineRule="auto"/>
+              <w:spacing w:before="0" w:after="0" w:line="50" w:lineRule="exact"/>
             </w:pPr>
           </w:p>
           <w:tbl>
@@ -1953,7 +1957,7 @@
                 <w:rFonts w:ascii="Avenir Next" w:hAnsi="Avenir Next" w:cs="Avenir Next" w:eastAsia="Avenir Next"/>
                 <w:b/>
                 <w:color w:val="1A1A1A"/>
-                <w:sz w:val="18"/>
+                <w:sz w:val="22"/>
                 <w:szCs w:val="18"/>
               </w:rPr>
               <w:t xml:space="preserve">Height</w:t>
@@ -1973,12 +1977,12 @@
     </w:tbl>
     <w:p>
       <w:pPr>
-        <w:spacing w:before="0" w:after="0" w:line="20" w:lineRule="exact"/>
+        <w:spacing w:before="0" w:after="0" w:line="50" w:lineRule="exact"/>
       </w:pPr>
     </w:p>
     <w:p>
       <w:pPr>
-        <w:spacing w:before="0" w:after="0" w:line="20" w:lineRule="exact"/>
+        <w:spacing w:before="0" w:after="0" w:line="50" w:lineRule="exact"/>
       </w:pPr>
     </w:p>
     <w:tbl>
@@ -2028,35 +2032,35 @@
                 <w:rFonts w:ascii="Avenir Next" w:hAnsi="Avenir Next" w:cs="Avenir Next" w:eastAsia="Avenir Next"/>
                 <w:b/>
                 <w:color w:val="1A1A1A"/>
+                <w:sz w:val="22"/>
+                <w:szCs w:val="20"/>
+              </w:rPr>
+              <w:t xml:space="preserve">5.</w:t>
+            </w:r>
+            <w:r>
+              <w:rPr>
+                <w:rFonts w:ascii="Avenir Next" w:hAnsi="Avenir Next" w:cs="Avenir Next" w:eastAsia="Avenir Next"/>
+                <w:color w:val="1A1A1A"/>
                 <w:sz w:val="20"/>
                 <w:szCs w:val="20"/>
               </w:rPr>
-              <w:t xml:space="preserve">5.</w:t>
-            </w:r>
-            <w:r>
-              <w:rPr>
-                <w:rFonts w:ascii="Avenir Next" w:hAnsi="Avenir Next" w:cs="Avenir Next" w:eastAsia="Avenir Next"/>
-                <w:color w:val="1A1A1A"/>
-                <w:sz w:val="20"/>
+              <w:tab/>
+            </w:r>
+            <w:r>
+              <w:rPr>
+                <w:rFonts w:ascii="Avenir Next" w:hAnsi="Avenir Next" w:cs="Avenir Next" w:eastAsia="Avenir Next"/>
+                <w:b/>
+                <w:color w:val="1A1A1A"/>
+                <w:sz w:val="22"/>
                 <w:szCs w:val="20"/>
               </w:rPr>
-              <w:tab/>
-            </w:r>
-            <w:r>
-              <w:rPr>
-                <w:rFonts w:ascii="Avenir Next" w:hAnsi="Avenir Next" w:cs="Avenir Next" w:eastAsia="Avenir Next"/>
-                <w:b/>
-                <w:color w:val="1A1A1A"/>
-                <w:sz w:val="20"/>
-                <w:szCs w:val="20"/>
-              </w:rPr>
               <w:t xml:space="preserve">Car Wash.</w:t>
             </w:r>
             <w:r>
               <w:rPr>
                 <w:rFonts w:ascii="Avenir Next" w:hAnsi="Avenir Next" w:cs="Avenir Next" w:eastAsia="Avenir Next"/>
                 <w:color w:val="1A1A1A"/>
-                <w:sz w:val="20"/>
+                <w:sz w:val="22"/>
                 <w:szCs w:val="20"/>
               </w:rPr>
               <w:t xml:space="preserve">  Cars washed on 7 Saturdays: 12, 27, 18, 33, 24, 9, 30. Find each frequency.</w:t>
@@ -2073,7 +2077,7 @@
                 <w:rFonts w:ascii="Avenir Next" w:hAnsi="Avenir Next" w:cs="Avenir Next" w:eastAsia="Avenir Next"/>
                 <w:b/>
                 <w:color w:val="003A70"/>
-                <w:sz w:val="17"/>
+                <w:sz w:val="22"/>
                 <w:szCs w:val="17"/>
               </w:rPr>
               <w:t xml:space="preserve">Hint  </w:t>
@@ -2083,7 +2087,7 @@
                 <w:rFonts w:ascii="Avenir Next" w:hAnsi="Avenir Next" w:cs="Avenir Next" w:eastAsia="Avenir Next"/>
                 <w:i/>
                 <w:color w:val="5A5F66"/>
-                <w:sz w:val="17"/>
+                <w:sz w:val="22"/>
                 <w:szCs w:val="17"/>
               </w:rPr>
               <w:t xml:space="preserve">Put the counts in order first.</w:t>
@@ -2140,25 +2144,25 @@
                       <w:rFonts w:ascii="Avenir Next" w:hAnsi="Avenir Next" w:cs="Avenir Next" w:eastAsia="Avenir Next"/>
                       <w:b/>
                       <w:color w:val="003A70"/>
+                      <w:sz w:val="22"/>
+                      <w:szCs w:val="20"/>
+                    </w:rPr>
+                    <w:t xml:space="preserve">a.</w:t>
+                  </w:r>
+                  <w:r>
+                    <w:rPr>
+                      <w:rFonts w:ascii="Avenir Next" w:hAnsi="Avenir Next" w:cs="Avenir Next" w:eastAsia="Avenir Next"/>
+                      <w:color w:val="1A1A1A"/>
                       <w:sz w:val="20"/>
                       <w:szCs w:val="20"/>
                     </w:rPr>
-                    <w:t xml:space="preserve">a.</w:t>
-                  </w:r>
-                  <w:r>
-                    <w:rPr>
-                      <w:rFonts w:ascii="Avenir Next" w:hAnsi="Avenir Next" w:cs="Avenir Next" w:eastAsia="Avenir Next"/>
-                      <w:color w:val="1A1A1A"/>
-                      <w:sz w:val="20"/>
-                      <w:szCs w:val="20"/>
-                    </w:rPr>
                     <w:tab/>
                   </w:r>
                   <w:r>
                     <w:rPr>
                       <w:rFonts w:ascii="Avenir Next" w:hAnsi="Avenir Next" w:cs="Avenir Next" w:eastAsia="Avenir Next"/>
                       <w:color w:val="1A1A1A"/>
-                      <w:sz w:val="20"/>
+                      <w:sz w:val="22"/>
                       <w:szCs w:val="20"/>
                     </w:rPr>
                     <w:t xml:space="preserve">0–9:</w:t>
@@ -2202,25 +2206,25 @@
                       <w:rFonts w:ascii="Avenir Next" w:hAnsi="Avenir Next" w:cs="Avenir Next" w:eastAsia="Avenir Next"/>
                       <w:b/>
                       <w:color w:val="003A70"/>
+                      <w:sz w:val="22"/>
+                      <w:szCs w:val="20"/>
+                    </w:rPr>
+                    <w:t xml:space="preserve">b.</w:t>
+                  </w:r>
+                  <w:r>
+                    <w:rPr>
+                      <w:rFonts w:ascii="Avenir Next" w:hAnsi="Avenir Next" w:cs="Avenir Next" w:eastAsia="Avenir Next"/>
+                      <w:color w:val="1A1A1A"/>
                       <w:sz w:val="20"/>
                       <w:szCs w:val="20"/>
                     </w:rPr>
-                    <w:t xml:space="preserve">b.</w:t>
-                  </w:r>
-                  <w:r>
-                    <w:rPr>
-                      <w:rFonts w:ascii="Avenir Next" w:hAnsi="Avenir Next" w:cs="Avenir Next" w:eastAsia="Avenir Next"/>
-                      <w:color w:val="1A1A1A"/>
-                      <w:sz w:val="20"/>
-                      <w:szCs w:val="20"/>
-                    </w:rPr>
                     <w:tab/>
                   </w:r>
                   <w:r>
                     <w:rPr>
                       <w:rFonts w:ascii="Avenir Next" w:hAnsi="Avenir Next" w:cs="Avenir Next" w:eastAsia="Avenir Next"/>
                       <w:color w:val="1A1A1A"/>
-                      <w:sz w:val="20"/>
+                      <w:sz w:val="22"/>
                       <w:szCs w:val="20"/>
                     </w:rPr>
                     <w:t xml:space="preserve">10–19:</w:t>
@@ -2264,25 +2268,25 @@
                       <w:rFonts w:ascii="Avenir Next" w:hAnsi="Avenir Next" w:cs="Avenir Next" w:eastAsia="Avenir Next"/>
                       <w:b/>
                       <w:color w:val="003A70"/>
+                      <w:sz w:val="22"/>
+                      <w:szCs w:val="20"/>
+                    </w:rPr>
+                    <w:t xml:space="preserve">c.</w:t>
+                  </w:r>
+                  <w:r>
+                    <w:rPr>
+                      <w:rFonts w:ascii="Avenir Next" w:hAnsi="Avenir Next" w:cs="Avenir Next" w:eastAsia="Avenir Next"/>
+                      <w:color w:val="1A1A1A"/>
                       <w:sz w:val="20"/>
                       <w:szCs w:val="20"/>
                     </w:rPr>
-                    <w:t xml:space="preserve">c.</w:t>
-                  </w:r>
-                  <w:r>
-                    <w:rPr>
-                      <w:rFonts w:ascii="Avenir Next" w:hAnsi="Avenir Next" w:cs="Avenir Next" w:eastAsia="Avenir Next"/>
-                      <w:color w:val="1A1A1A"/>
-                      <w:sz w:val="20"/>
-                      <w:szCs w:val="20"/>
-                    </w:rPr>
                     <w:tab/>
                   </w:r>
                   <w:r>
                     <w:rPr>
                       <w:rFonts w:ascii="Avenir Next" w:hAnsi="Avenir Next" w:cs="Avenir Next" w:eastAsia="Avenir Next"/>
                       <w:color w:val="1A1A1A"/>
-                      <w:sz w:val="20"/>
+                      <w:sz w:val="22"/>
                       <w:szCs w:val="20"/>
                     </w:rPr>
                     <w:t xml:space="preserve">20–29:</w:t>
@@ -2326,25 +2330,25 @@
                       <w:rFonts w:ascii="Avenir Next" w:hAnsi="Avenir Next" w:cs="Avenir Next" w:eastAsia="Avenir Next"/>
                       <w:b/>
                       <w:color w:val="003A70"/>
+                      <w:sz w:val="22"/>
+                      <w:szCs w:val="20"/>
+                    </w:rPr>
+                    <w:t xml:space="preserve">d.</w:t>
+                  </w:r>
+                  <w:r>
+                    <w:rPr>
+                      <w:rFonts w:ascii="Avenir Next" w:hAnsi="Avenir Next" w:cs="Avenir Next" w:eastAsia="Avenir Next"/>
+                      <w:color w:val="1A1A1A"/>
                       <w:sz w:val="20"/>
                       <w:szCs w:val="20"/>
                     </w:rPr>
-                    <w:t xml:space="preserve">d.</w:t>
-                  </w:r>
-                  <w:r>
-                    <w:rPr>
-                      <w:rFonts w:ascii="Avenir Next" w:hAnsi="Avenir Next" w:cs="Avenir Next" w:eastAsia="Avenir Next"/>
-                      <w:color w:val="1A1A1A"/>
-                      <w:sz w:val="20"/>
-                      <w:szCs w:val="20"/>
-                    </w:rPr>
                     <w:tab/>
                   </w:r>
                   <w:r>
                     <w:rPr>
                       <w:rFonts w:ascii="Avenir Next" w:hAnsi="Avenir Next" w:cs="Avenir Next" w:eastAsia="Avenir Next"/>
                       <w:color w:val="1A1A1A"/>
-                      <w:sz w:val="20"/>
+                      <w:sz w:val="22"/>
                       <w:szCs w:val="20"/>
                     </w:rPr>
                     <w:t xml:space="preserve">30–39:</w:t>
@@ -2374,7 +2378,7 @@
           </w:tbl>
           <w:p>
             <w:pPr>
-              <w:spacing w:before="0" w:after="0" w:line="24" w:lineRule="auto"/>
+              <w:spacing w:before="0" w:after="0" w:line="50" w:lineRule="exact"/>
             </w:pPr>
           </w:p>
         </w:tc>
@@ -2382,12 +2386,12 @@
     </w:tbl>
     <w:p>
       <w:pPr>
-        <w:spacing w:before="0" w:after="0" w:line="20" w:lineRule="exact"/>
+        <w:spacing w:before="0" w:after="0" w:line="50" w:lineRule="exact"/>
       </w:pPr>
     </w:p>
     <w:p>
       <w:pPr>
-        <w:spacing w:before="0" w:after="0" w:line="20" w:lineRule="exact"/>
+        <w:spacing w:before="0" w:after="0" w:line="50" w:lineRule="exact"/>
       </w:pPr>
     </w:p>
     <w:tbl>
@@ -2437,35 +2441,35 @@
                 <w:rFonts w:ascii="Avenir Next" w:hAnsi="Avenir Next" w:cs="Avenir Next" w:eastAsia="Avenir Next"/>
                 <w:b/>
                 <w:color w:val="1A1A1A"/>
+                <w:sz w:val="22"/>
+                <w:szCs w:val="20"/>
+              </w:rPr>
+              <w:t xml:space="preserve">6.</w:t>
+            </w:r>
+            <w:r>
+              <w:rPr>
+                <w:rFonts w:ascii="Avenir Next" w:hAnsi="Avenir Next" w:cs="Avenir Next" w:eastAsia="Avenir Next"/>
+                <w:color w:val="1A1A1A"/>
                 <w:sz w:val="20"/>
                 <w:szCs w:val="20"/>
               </w:rPr>
-              <w:t xml:space="preserve">6.</w:t>
-            </w:r>
-            <w:r>
-              <w:rPr>
-                <w:rFonts w:ascii="Avenir Next" w:hAnsi="Avenir Next" w:cs="Avenir Next" w:eastAsia="Avenir Next"/>
-                <w:color w:val="1A1A1A"/>
-                <w:sz w:val="20"/>
+              <w:tab/>
+            </w:r>
+            <w:r>
+              <w:rPr>
+                <w:rFonts w:ascii="Avenir Next" w:hAnsi="Avenir Next" w:cs="Avenir Next" w:eastAsia="Avenir Next"/>
+                <w:b/>
+                <w:color w:val="1A1A1A"/>
+                <w:sz w:val="22"/>
                 <w:szCs w:val="20"/>
               </w:rPr>
-              <w:tab/>
-            </w:r>
-            <w:r>
-              <w:rPr>
-                <w:rFonts w:ascii="Avenir Next" w:hAnsi="Avenir Next" w:cs="Avenir Next" w:eastAsia="Avenir Next"/>
-                <w:b/>
-                <w:color w:val="1A1A1A"/>
-                <w:sz w:val="20"/>
-                <w:szCs w:val="20"/>
-              </w:rPr>
               <w:t xml:space="preserve">Overlapping Bins.  </w:t>
             </w:r>
             <w:r>
               <w:rPr>
                 <w:rFonts w:ascii="Avenir Next" w:hAnsi="Avenir Next" w:cs="Avenir Next" w:eastAsia="Avenir Next"/>
                 <w:color w:val="1A1A1A"/>
-                <w:sz w:val="20"/>
+                <w:sz w:val="22"/>
                 <w:szCs w:val="20"/>
               </w:rPr>
               <w:t xml:space="preserve">Lena sorts 5, 11, 16, 20, 24 into the intervals 5–10, 10–15, 15–20, 20–25. What is wrong? Write intervals that work.</w:t>
@@ -2482,7 +2486,7 @@
                 <w:rFonts w:ascii="Avenir Next" w:hAnsi="Avenir Next" w:cs="Avenir Next" w:eastAsia="Avenir Next"/>
                 <w:b/>
                 <w:color w:val="003A70"/>
-                <w:sz w:val="17"/>
+                <w:sz w:val="22"/>
                 <w:szCs w:val="17"/>
               </w:rPr>
               <w:t xml:space="preserve">Hint  </w:t>
@@ -2492,7 +2496,7 @@
                 <w:rFonts w:ascii="Avenir Next" w:hAnsi="Avenir Next" w:cs="Avenir Next" w:eastAsia="Avenir Next"/>
                 <w:i/>
                 <w:color w:val="5A5F66"/>
-                <w:sz w:val="17"/>
+                <w:sz w:val="22"/>
                 <w:szCs w:val="17"/>
               </w:rPr>
               <w:t xml:space="preserve">Look for a number that fits in two intervals.</w:t>
@@ -2538,7 +2542,7 @@
                 </w:tcPr>
                 <w:p>
                   <w:pPr>
-                    <w:spacing w:before="0" w:after="0" w:line="240" w:lineRule="auto"/>
+                    <w:spacing w:before="0" w:after="0" w:line="50" w:lineRule="exact"/>
                   </w:pPr>
                 </w:p>
               </w:tc>
@@ -2558,7 +2562,7 @@
                 </w:tcPr>
                 <w:p>
                   <w:pPr>
-                    <w:spacing w:before="0" w:after="0" w:line="240" w:lineRule="auto"/>
+                    <w:spacing w:before="0" w:after="0" w:line="50" w:lineRule="exact"/>
                   </w:pPr>
                 </w:p>
               </w:tc>
@@ -2566,7 +2570,7 @@
           </w:tbl>
           <w:p>
             <w:pPr>
-              <w:spacing w:before="0" w:after="0" w:line="24" w:lineRule="auto"/>
+              <w:spacing w:before="0" w:after="0" w:line="50" w:lineRule="exact"/>
             </w:pPr>
           </w:p>
         </w:tc>
@@ -2574,12 +2578,12 @@
     </w:tbl>
     <w:p>
       <w:pPr>
-        <w:spacing w:before="0" w:after="0" w:line="20" w:lineRule="exact"/>
+        <w:spacing w:before="0" w:after="0" w:line="50" w:lineRule="exact"/>
       </w:pPr>
     </w:p>
     <w:p>
       <w:pPr>
-        <w:spacing w:before="0" w:after="0" w:line="20" w:lineRule="exact"/>
+        <w:spacing w:before="0" w:after="0" w:line="50" w:lineRule="exact"/>
       </w:pPr>
     </w:p>
     <w:tbl>
@@ -2629,35 +2633,35 @@
                 <w:rFonts w:ascii="Avenir Next" w:hAnsi="Avenir Next" w:cs="Avenir Next" w:eastAsia="Avenir Next"/>
                 <w:b/>
                 <w:color w:val="1A1A1A"/>
+                <w:sz w:val="22"/>
+                <w:szCs w:val="20"/>
+              </w:rPr>
+              <w:t xml:space="preserve">7.</w:t>
+            </w:r>
+            <w:r>
+              <w:rPr>
+                <w:rFonts w:ascii="Avenir Next" w:hAnsi="Avenir Next" w:cs="Avenir Next" w:eastAsia="Avenir Next"/>
+                <w:color w:val="1A1A1A"/>
                 <w:sz w:val="20"/>
                 <w:szCs w:val="20"/>
               </w:rPr>
-              <w:t xml:space="preserve">7.</w:t>
-            </w:r>
-            <w:r>
-              <w:rPr>
-                <w:rFonts w:ascii="Avenir Next" w:hAnsi="Avenir Next" w:cs="Avenir Next" w:eastAsia="Avenir Next"/>
-                <w:color w:val="1A1A1A"/>
-                <w:sz w:val="20"/>
+              <w:tab/>
+            </w:r>
+            <w:r>
+              <w:rPr>
+                <w:rFonts w:ascii="Avenir Next" w:hAnsi="Avenir Next" w:cs="Avenir Next" w:eastAsia="Avenir Next"/>
+                <w:b/>
+                <w:color w:val="1A1A1A"/>
+                <w:sz w:val="22"/>
                 <w:szCs w:val="20"/>
               </w:rPr>
-              <w:tab/>
-            </w:r>
-            <w:r>
-              <w:rPr>
-                <w:rFonts w:ascii="Avenir Next" w:hAnsi="Avenir Next" w:cs="Avenir Next" w:eastAsia="Avenir Next"/>
-                <w:b/>
-                <w:color w:val="1A1A1A"/>
-                <w:sz w:val="20"/>
-                <w:szCs w:val="20"/>
-              </w:rPr>
               <w:t xml:space="preserve">Choose the Intervals.  </w:t>
             </w:r>
             <w:r>
               <w:rPr>
                 <w:rFonts w:ascii="Avenir Next" w:hAnsi="Avenir Next" w:cs="Avenir Next" w:eastAsia="Avenir Next"/>
                 <w:color w:val="1A1A1A"/>
-                <w:sz w:val="20"/>
+                <w:sz w:val="22"/>
                 <w:szCs w:val="20"/>
               </w:rPr>
               <w:t xml:space="preserve">Test scores run from 51 to 98. Write five equal intervals of width 10 that cover every score.</w:t>
@@ -2676,7 +2680,7 @@
                 <w:rFonts w:ascii="Avenir Next" w:hAnsi="Avenir Next" w:cs="Avenir Next" w:eastAsia="Avenir Next"/>
                 <w:b/>
                 <w:color w:val="1A1A1A"/>
-                <w:sz w:val="18"/>
+                <w:sz w:val="22"/>
                 <w:szCs w:val="18"/>
               </w:rPr>
               <w:t xml:space="preserve">Intervals</w:t>
@@ -2696,12 +2700,12 @@
     </w:tbl>
     <w:p>
       <w:pPr>
-        <w:spacing w:before="0" w:after="0" w:line="20" w:lineRule="exact"/>
+        <w:spacing w:before="0" w:after="0" w:line="50" w:lineRule="exact"/>
       </w:pPr>
     </w:p>
     <w:p>
       <w:pPr>
-        <w:spacing w:before="0" w:after="0" w:line="20" w:lineRule="exact"/>
+        <w:spacing w:before="0" w:after="0" w:line="50" w:lineRule="exact"/>
       </w:pPr>
     </w:p>
     <w:tbl>
@@ -2751,35 +2755,35 @@
                 <w:rFonts w:ascii="Avenir Next" w:hAnsi="Avenir Next" w:cs="Avenir Next" w:eastAsia="Avenir Next"/>
                 <w:b/>
                 <w:color w:val="1A1A1A"/>
+                <w:sz w:val="22"/>
+                <w:szCs w:val="20"/>
+              </w:rPr>
+              <w:t xml:space="preserve">8.</w:t>
+            </w:r>
+            <w:r>
+              <w:rPr>
+                <w:rFonts w:ascii="Avenir Next" w:hAnsi="Avenir Next" w:cs="Avenir Next" w:eastAsia="Avenir Next"/>
+                <w:color w:val="1A1A1A"/>
                 <w:sz w:val="20"/>
                 <w:szCs w:val="20"/>
               </w:rPr>
-              <w:t xml:space="preserve">8.</w:t>
-            </w:r>
-            <w:r>
-              <w:rPr>
-                <w:rFonts w:ascii="Avenir Next" w:hAnsi="Avenir Next" w:cs="Avenir Next" w:eastAsia="Avenir Next"/>
-                <w:color w:val="1A1A1A"/>
-                <w:sz w:val="20"/>
+              <w:tab/>
+            </w:r>
+            <w:r>
+              <w:rPr>
+                <w:rFonts w:ascii="Avenir Next" w:hAnsi="Avenir Next" w:cs="Avenir Next" w:eastAsia="Avenir Next"/>
+                <w:b/>
+                <w:color w:val="1A1A1A"/>
+                <w:sz w:val="22"/>
                 <w:szCs w:val="20"/>
               </w:rPr>
-              <w:tab/>
-            </w:r>
-            <w:r>
-              <w:rPr>
-                <w:rFonts w:ascii="Avenir Next" w:hAnsi="Avenir Next" w:cs="Avenir Next" w:eastAsia="Avenir Next"/>
-                <w:b/>
-                <w:color w:val="1A1A1A"/>
-                <w:sz w:val="20"/>
-                <w:szCs w:val="20"/>
-              </w:rPr>
               <w:t xml:space="preserve">Field Day.</w:t>
             </w:r>
             <w:r>
               <w:rPr>
                 <w:rFonts w:ascii="Avenir Next" w:hAnsi="Avenir Next" w:cs="Avenir Next" w:eastAsia="Avenir Next"/>
                 <w:color w:val="1A1A1A"/>
-                <w:sz w:val="20"/>
+                <w:sz w:val="22"/>
                 <w:szCs w:val="20"/>
               </w:rPr>
               <w:t xml:space="preserve">  Twelve runners finished in 31, 44, 38, 52, 47, 35, 41, 56, 39, 48, 33, 55 seconds. Complete the table.</w:t>
@@ -2799,25 +2803,25 @@
                 <w:rFonts w:ascii="Avenir Next" w:hAnsi="Avenir Next" w:cs="Avenir Next" w:eastAsia="Avenir Next"/>
                 <w:b/>
                 <w:color w:val="003A70"/>
+                <w:sz w:val="22"/>
+                <w:szCs w:val="20"/>
+              </w:rPr>
+              <w:t xml:space="preserve">a.</w:t>
+            </w:r>
+            <w:r>
+              <w:rPr>
+                <w:rFonts w:ascii="Avenir Next" w:hAnsi="Avenir Next" w:cs="Avenir Next" w:eastAsia="Avenir Next"/>
+                <w:color w:val="1A1A1A"/>
                 <w:sz w:val="20"/>
                 <w:szCs w:val="20"/>
               </w:rPr>
-              <w:t xml:space="preserve">a.</w:t>
-            </w:r>
-            <w:r>
-              <w:rPr>
-                <w:rFonts w:ascii="Avenir Next" w:hAnsi="Avenir Next" w:cs="Avenir Next" w:eastAsia="Avenir Next"/>
-                <w:color w:val="1A1A1A"/>
-                <w:sz w:val="20"/>
-                <w:szCs w:val="20"/>
-              </w:rPr>
               <w:tab/>
             </w:r>
             <w:r>
               <w:rPr>
                 <w:rFonts w:ascii="Avenir Next" w:hAnsi="Avenir Next" w:cs="Avenir Next" w:eastAsia="Avenir Next"/>
                 <w:color w:val="1A1A1A"/>
-                <w:sz w:val="20"/>
+                <w:sz w:val="22"/>
                 <w:szCs w:val="20"/>
               </w:rPr>
               <w:t xml:space="preserve">Which interval holds the most runners?</w:t>
@@ -2856,25 +2860,25 @@
                 <w:rFonts w:ascii="Avenir Next" w:hAnsi="Avenir Next" w:cs="Avenir Next" w:eastAsia="Avenir Next"/>
                 <w:b/>
                 <w:color w:val="003A70"/>
+                <w:sz w:val="22"/>
+                <w:szCs w:val="20"/>
+              </w:rPr>
+              <w:t xml:space="preserve">b.</w:t>
+            </w:r>
+            <w:r>
+              <w:rPr>
+                <w:rFonts w:ascii="Avenir Next" w:hAnsi="Avenir Next" w:cs="Avenir Next" w:eastAsia="Avenir Next"/>
+                <w:color w:val="1A1A1A"/>
                 <w:sz w:val="20"/>
                 <w:szCs w:val="20"/>
               </w:rPr>
-              <w:t xml:space="preserve">b.</w:t>
-            </w:r>
-            <w:r>
-              <w:rPr>
-                <w:rFonts w:ascii="Avenir Next" w:hAnsi="Avenir Next" w:cs="Avenir Next" w:eastAsia="Avenir Next"/>
-                <w:color w:val="1A1A1A"/>
-                <w:sz w:val="20"/>
-                <w:szCs w:val="20"/>
-              </w:rPr>
               <w:tab/>
             </w:r>
             <w:r>
               <w:rPr>
                 <w:rFonts w:ascii="Avenir Next" w:hAnsi="Avenir Next" w:cs="Avenir Next" w:eastAsia="Avenir Next"/>
                 <w:color w:val="1A1A1A"/>
-                <w:sz w:val="20"/>
+                <w:sz w:val="22"/>
                 <w:szCs w:val="20"/>
               </w:rPr>
               <w:t xml:space="preserve">Why does a histogram show the times better than the list?</w:t>
@@ -2927,7 +2931,7 @@
                       <w:rFonts w:ascii="Avenir Next" w:hAnsi="Avenir Next" w:cs="Avenir Next" w:eastAsia="Avenir Next"/>
                       <w:b/>
                       <w:color w:val="1A1A1A"/>
-                      <w:sz w:val="19"/>
+                      <w:sz w:val="22"/>
                       <w:szCs w:val="19"/>
                     </w:rPr>
                     <w:t xml:space="preserve">Interval</w:t>
@@ -2950,7 +2954,7 @@
                       <w:rFonts w:ascii="Avenir Next" w:hAnsi="Avenir Next" w:cs="Avenir Next" w:eastAsia="Avenir Next"/>
                       <w:b/>
                       <w:color w:val="1A1A1A"/>
-                      <w:sz w:val="19"/>
+                      <w:sz w:val="22"/>
                       <w:szCs w:val="19"/>
                     </w:rPr>
                     <w:t xml:space="preserve">Frequency</w:t>
@@ -2979,7 +2983,7 @@
                       <w:rFonts w:ascii="Avenir Next" w:hAnsi="Avenir Next" w:cs="Avenir Next" w:eastAsia="Avenir Next"/>
                       <w:b/>
                       <w:color w:val="1A1A1A"/>
-                      <w:sz w:val="19"/>
+                      <w:sz w:val="22"/>
                       <w:szCs w:val="19"/>
                     </w:rPr>
                     <w:t xml:space="preserve">30–39</w:t>
@@ -2993,7 +2997,7 @@
                 </w:tcPr>
                 <w:p>
                   <w:pPr>
-                    <w:spacing w:before="0" w:after="0" w:line="240" w:lineRule="auto"/>
+                    <w:spacing w:before="0" w:after="0" w:line="50" w:lineRule="exact"/>
                   </w:pPr>
                 </w:p>
               </w:tc>
@@ -3019,7 +3023,7 @@
                       <w:rFonts w:ascii="Avenir Next" w:hAnsi="Avenir Next" w:cs="Avenir Next" w:eastAsia="Avenir Next"/>
                       <w:b/>
                       <w:color w:val="1A1A1A"/>
-                      <w:sz w:val="19"/>
+                      <w:sz w:val="22"/>
                       <w:szCs w:val="19"/>
                     </w:rPr>
                     <w:t xml:space="preserve">40–49</w:t>
@@ -3033,7 +3037,7 @@
                 </w:tcPr>
                 <w:p>
                   <w:pPr>
-                    <w:spacing w:before="0" w:after="0" w:line="240" w:lineRule="auto"/>
+                    <w:spacing w:before="0" w:after="0" w:line="50" w:lineRule="exact"/>
                   </w:pPr>
                 </w:p>
               </w:tc>
@@ -3059,7 +3063,7 @@
                       <w:rFonts w:ascii="Avenir Next" w:hAnsi="Avenir Next" w:cs="Avenir Next" w:eastAsia="Avenir Next"/>
                       <w:b/>
                       <w:color w:val="1A1A1A"/>
-                      <w:sz w:val="19"/>
+                      <w:sz w:val="22"/>
                       <w:szCs w:val="19"/>
                     </w:rPr>
                     <w:t xml:space="preserve">50–59</w:t>
@@ -3073,7 +3077,7 @@
                 </w:tcPr>
                 <w:p>
                   <w:pPr>
-                    <w:spacing w:before="0" w:after="0" w:line="240" w:lineRule="auto"/>
+                    <w:spacing w:before="0" w:after="0" w:line="50" w:lineRule="exact"/>
                   </w:pPr>
                 </w:p>
               </w:tc>
@@ -3081,7 +3085,7 @@
           </w:tbl>
           <w:p>
             <w:pPr>
-              <w:spacing w:before="0" w:after="0" w:line="24" w:lineRule="auto"/>
+              <w:spacing w:before="0" w:after="0" w:line="50" w:lineRule="exact"/>
             </w:pPr>
           </w:p>
         </w:tc>
@@ -3089,11 +3093,12 @@
     </w:tbl>
     <w:p>
       <w:pPr>
-        <w:spacing w:before="0" w:after="0" w:line="20" w:lineRule="exact"/>
+        <w:spacing w:before="0" w:after="0" w:line="50" w:lineRule="exact"/>
       </w:pPr>
     </w:p>
     <w:p>
       <w:pPr>
+        <w:pStyle w:val="Heading2"/>
         <w:keepNext/>
         <w:pBdr>
           <w:bottom w:val="single" w:sz="8" w:space="3" w:color="003A70"/>
@@ -3109,7 +3114,7 @@
           <w:b/>
           <w:color w:val="003A70"/>
           <w:spacing w:val="14"/>
-          <w:sz w:val="19"/>
+          <w:sz w:val="22"/>
           <w:szCs w:val="19"/>
         </w:rPr>
         <w:t xml:space="preserve">FIND THE ERROR</w:t>
@@ -3128,7 +3133,7 @@
           <w:rFonts w:ascii="Avenir Next" w:hAnsi="Avenir Next" w:cs="Avenir Next" w:eastAsia="Avenir Next"/>
           <w:i/>
           <w:color w:val="5A5F66"/>
-          <w:sz w:val="17"/>
+          <w:sz w:val="22"/>
           <w:szCs w:val="17"/>
         </w:rPr>
         <w:t xml:space="preserve">explain the mistake, then fix it</w:t>
@@ -3136,7 +3141,7 @@
     </w:p>
     <w:p>
       <w:pPr>
-        <w:spacing w:before="0" w:after="0" w:line="20" w:lineRule="exact"/>
+        <w:spacing w:before="0" w:after="0" w:line="50" w:lineRule="exact"/>
       </w:pPr>
     </w:p>
     <w:tbl>
@@ -3186,35 +3191,35 @@
                 <w:rFonts w:ascii="Avenir Next" w:hAnsi="Avenir Next" w:cs="Avenir Next" w:eastAsia="Avenir Next"/>
                 <w:b/>
                 <w:color w:val="1A1A1A"/>
+                <w:sz w:val="22"/>
+                <w:szCs w:val="20"/>
+              </w:rPr>
+              <w:t xml:space="preserve">9.</w:t>
+            </w:r>
+            <w:r>
+              <w:rPr>
+                <w:rFonts w:ascii="Avenir Next" w:hAnsi="Avenir Next" w:cs="Avenir Next" w:eastAsia="Avenir Next"/>
+                <w:color w:val="1A1A1A"/>
                 <w:sz w:val="20"/>
                 <w:szCs w:val="20"/>
               </w:rPr>
-              <w:t xml:space="preserve">9.</w:t>
-            </w:r>
-            <w:r>
-              <w:rPr>
-                <w:rFonts w:ascii="Avenir Next" w:hAnsi="Avenir Next" w:cs="Avenir Next" w:eastAsia="Avenir Next"/>
-                <w:color w:val="1A1A1A"/>
-                <w:sz w:val="20"/>
+              <w:tab/>
+            </w:r>
+            <w:r>
+              <w:rPr>
+                <w:rFonts w:ascii="Avenir Next" w:hAnsi="Avenir Next" w:cs="Avenir Next" w:eastAsia="Avenir Next"/>
+                <w:b/>
+                <w:color w:val="1A1A1A"/>
+                <w:sz w:val="22"/>
                 <w:szCs w:val="20"/>
               </w:rPr>
-              <w:tab/>
-            </w:r>
-            <w:r>
-              <w:rPr>
-                <w:rFonts w:ascii="Avenir Next" w:hAnsi="Avenir Next" w:cs="Avenir Next" w:eastAsia="Avenir Next"/>
-                <w:b/>
-                <w:color w:val="1A1A1A"/>
-                <w:sz w:val="20"/>
-                <w:szCs w:val="20"/>
-              </w:rPr>
               <w:t xml:space="preserve">Ibrahim’s Work.  </w:t>
             </w:r>
             <w:r>
               <w:rPr>
                 <w:rFonts w:ascii="Avenir Next" w:hAnsi="Avenir Next" w:cs="Avenir Next" w:eastAsia="Avenir Next"/>
                 <w:color w:val="1A1A1A"/>
-                <w:sz w:val="20"/>
+                <w:sz w:val="22"/>
                 <w:szCs w:val="20"/>
               </w:rPr>
               <w:t xml:space="preserve">For the values 4, 12, 18, 26, Ibrahim drew bars over 0–9, 10–19 and 20–29 with a space between each bar. Explain the mistake and describe the correct histogram.</w:t>
@@ -3260,7 +3265,7 @@
                 </w:tcPr>
                 <w:p>
                   <w:pPr>
-                    <w:spacing w:before="0" w:after="0" w:line="240" w:lineRule="auto"/>
+                    <w:spacing w:before="0" w:after="0" w:line="50" w:lineRule="exact"/>
                   </w:pPr>
                 </w:p>
               </w:tc>
@@ -3280,7 +3285,7 @@
                 </w:tcPr>
                 <w:p>
                   <w:pPr>
-                    <w:spacing w:before="0" w:after="0" w:line="240" w:lineRule="auto"/>
+                    <w:spacing w:before="0" w:after="0" w:line="50" w:lineRule="exact"/>
                   </w:pPr>
                 </w:p>
               </w:tc>
@@ -3300,7 +3305,7 @@
                 </w:tcPr>
                 <w:p>
                   <w:pPr>
-                    <w:spacing w:before="0" w:after="0" w:line="240" w:lineRule="auto"/>
+                    <w:spacing w:before="0" w:after="0" w:line="50" w:lineRule="exact"/>
                   </w:pPr>
                 </w:p>
               </w:tc>
@@ -3308,7 +3313,7 @@
           </w:tbl>
           <w:p>
             <w:pPr>
-              <w:spacing w:before="0" w:after="0" w:line="24" w:lineRule="auto"/>
+              <w:spacing w:before="0" w:after="0" w:line="50" w:lineRule="exact"/>
             </w:pPr>
           </w:p>
         </w:tc>
@@ -3316,11 +3321,12 @@
     </w:tbl>
     <w:p>
       <w:pPr>
-        <w:spacing w:before="0" w:after="0" w:line="20" w:lineRule="exact"/>
+        <w:spacing w:before="0" w:after="0" w:line="50" w:lineRule="exact"/>
       </w:pPr>
     </w:p>
     <w:p>
       <w:pPr>
+        <w:pStyle w:val="Heading2"/>
         <w:keepNext/>
         <w:pBdr>
           <w:bottom w:val="single" w:sz="8" w:space="3" w:color="003A70"/>
@@ -3336,7 +3342,7 @@
           <w:b/>
           <w:color w:val="003A70"/>
           <w:spacing w:val="14"/>
-          <w:sz w:val="19"/>
+          <w:sz w:val="22"/>
           <w:szCs w:val="19"/>
         </w:rPr>
         <w:t xml:space="preserve">TEST PRACTICE</w:t>
@@ -3355,7 +3361,7 @@
           <w:rFonts w:ascii="Avenir Next" w:hAnsi="Avenir Next" w:cs="Avenir Next" w:eastAsia="Avenir Next"/>
           <w:i/>
           <w:color w:val="5A5F66"/>
-          <w:sz w:val="17"/>
+          <w:sz w:val="22"/>
           <w:szCs w:val="17"/>
         </w:rPr>
         <w:t xml:space="preserve">choose the best answer</w:t>
@@ -3363,7 +3369,7 @@
     </w:p>
     <w:p>
       <w:pPr>
-        <w:spacing w:before="0" w:after="0" w:line="20" w:lineRule="exact"/>
+        <w:spacing w:before="0" w:after="0" w:line="50" w:lineRule="exact"/>
       </w:pPr>
     </w:p>
     <w:tbl>
@@ -3413,25 +3419,25 @@
                 <w:rFonts w:ascii="Avenir Next" w:hAnsi="Avenir Next" w:cs="Avenir Next" w:eastAsia="Avenir Next"/>
                 <w:b/>
                 <w:color w:val="1A1A1A"/>
+                <w:sz w:val="22"/>
+                <w:szCs w:val="20"/>
+              </w:rPr>
+              <w:t xml:space="preserve">10.</w:t>
+            </w:r>
+            <w:r>
+              <w:rPr>
+                <w:rFonts w:ascii="Avenir Next" w:hAnsi="Avenir Next" w:cs="Avenir Next" w:eastAsia="Avenir Next"/>
+                <w:color w:val="1A1A1A"/>
                 <w:sz w:val="20"/>
                 <w:szCs w:val="20"/>
               </w:rPr>
-              <w:t xml:space="preserve">10.</w:t>
-            </w:r>
-            <w:r>
-              <w:rPr>
-                <w:rFonts w:ascii="Avenir Next" w:hAnsi="Avenir Next" w:cs="Avenir Next" w:eastAsia="Avenir Next"/>
-                <w:color w:val="1A1A1A"/>
-                <w:sz w:val="20"/>
-                <w:szCs w:val="20"/>
-              </w:rPr>
               <w:tab/>
             </w:r>
             <w:r>
               <w:rPr>
                 <w:rFonts w:ascii="Avenir Next" w:hAnsi="Avenir Next" w:cs="Avenir Next" w:eastAsia="Avenir Next"/>
                 <w:color w:val="1A1A1A"/>
-                <w:sz w:val="20"/>
+                <w:sz w:val="22"/>
                 <w:szCs w:val="20"/>
               </w:rPr>
               <w:t xml:space="preserve">In a histogram, the height of a bar shows the —</w:t>
@@ -3485,25 +3491,25 @@
                       <w:rFonts w:ascii="Avenir Next" w:hAnsi="Avenir Next" w:cs="Avenir Next" w:eastAsia="Avenir Next"/>
                       <w:b/>
                       <w:color w:val="003A70"/>
+                      <w:sz w:val="22"/>
+                      <w:szCs w:val="19"/>
+                    </w:rPr>
+                    <w:t xml:space="preserve">A</w:t>
+                  </w:r>
+                  <w:r>
+                    <w:rPr>
+                      <w:rFonts w:ascii="Avenir Next" w:hAnsi="Avenir Next" w:cs="Avenir Next" w:eastAsia="Avenir Next"/>
+                      <w:color w:val="1A1A1A"/>
                       <w:sz w:val="19"/>
                       <w:szCs w:val="19"/>
                     </w:rPr>
-                    <w:t xml:space="preserve">A</w:t>
-                  </w:r>
-                  <w:r>
-                    <w:rPr>
-                      <w:rFonts w:ascii="Avenir Next" w:hAnsi="Avenir Next" w:cs="Avenir Next" w:eastAsia="Avenir Next"/>
-                      <w:color w:val="1A1A1A"/>
-                      <w:sz w:val="19"/>
-                      <w:szCs w:val="19"/>
-                    </w:rPr>
                     <w:tab/>
                   </w:r>
                   <w:r>
                     <w:rPr>
                       <w:rFonts w:ascii="Avenir Next" w:hAnsi="Avenir Next" w:cs="Avenir Next" w:eastAsia="Avenir Next"/>
                       <w:color w:val="1A1A1A"/>
-                      <w:sz w:val="19"/>
+                      <w:sz w:val="22"/>
                       <w:szCs w:val="19"/>
                     </w:rPr>
                     <w:t xml:space="preserve">width of the interval</w:t>
@@ -3528,25 +3534,25 @@
                       <w:rFonts w:ascii="Avenir Next" w:hAnsi="Avenir Next" w:cs="Avenir Next" w:eastAsia="Avenir Next"/>
                       <w:b/>
                       <w:color w:val="003A70"/>
+                      <w:sz w:val="22"/>
+                      <w:szCs w:val="19"/>
+                    </w:rPr>
+                    <w:t xml:space="preserve">B</w:t>
+                  </w:r>
+                  <w:r>
+                    <w:rPr>
+                      <w:rFonts w:ascii="Avenir Next" w:hAnsi="Avenir Next" w:cs="Avenir Next" w:eastAsia="Avenir Next"/>
+                      <w:color w:val="1A1A1A"/>
                       <w:sz w:val="19"/>
                       <w:szCs w:val="19"/>
                     </w:rPr>
-                    <w:t xml:space="preserve">B</w:t>
-                  </w:r>
-                  <w:r>
-                    <w:rPr>
-                      <w:rFonts w:ascii="Avenir Next" w:hAnsi="Avenir Next" w:cs="Avenir Next" w:eastAsia="Avenir Next"/>
-                      <w:color w:val="1A1A1A"/>
-                      <w:sz w:val="19"/>
-                      <w:szCs w:val="19"/>
-                    </w:rPr>
                     <w:tab/>
                   </w:r>
                   <w:r>
                     <w:rPr>
                       <w:rFonts w:ascii="Avenir Next" w:hAnsi="Avenir Next" w:cs="Avenir Next" w:eastAsia="Avenir Next"/>
                       <w:color w:val="1A1A1A"/>
-                      <w:sz w:val="19"/>
+                      <w:sz w:val="22"/>
                       <w:szCs w:val="19"/>
                     </w:rPr>
                     <w:t xml:space="preserve">frequency of the interval</w:t>
@@ -3576,25 +3582,25 @@
                       <w:rFonts w:ascii="Avenir Next" w:hAnsi="Avenir Next" w:cs="Avenir Next" w:eastAsia="Avenir Next"/>
                       <w:b/>
                       <w:color w:val="003A70"/>
+                      <w:sz w:val="22"/>
+                      <w:szCs w:val="19"/>
+                    </w:rPr>
+                    <w:t xml:space="preserve">C</w:t>
+                  </w:r>
+                  <w:r>
+                    <w:rPr>
+                      <w:rFonts w:ascii="Avenir Next" w:hAnsi="Avenir Next" w:cs="Avenir Next" w:eastAsia="Avenir Next"/>
+                      <w:color w:val="1A1A1A"/>
                       <w:sz w:val="19"/>
                       <w:szCs w:val="19"/>
                     </w:rPr>
-                    <w:t xml:space="preserve">C</w:t>
-                  </w:r>
-                  <w:r>
-                    <w:rPr>
-                      <w:rFonts w:ascii="Avenir Next" w:hAnsi="Avenir Next" w:cs="Avenir Next" w:eastAsia="Avenir Next"/>
-                      <w:color w:val="1A1A1A"/>
-                      <w:sz w:val="19"/>
-                      <w:szCs w:val="19"/>
-                    </w:rPr>
                     <w:tab/>
                   </w:r>
                   <w:r>
                     <w:rPr>
                       <w:rFonts w:ascii="Avenir Next" w:hAnsi="Avenir Next" w:cs="Avenir Next" w:eastAsia="Avenir Next"/>
                       <w:color w:val="1A1A1A"/>
-                      <w:sz w:val="19"/>
+                      <w:sz w:val="22"/>
                       <w:szCs w:val="19"/>
                     </w:rPr>
                     <w:t xml:space="preserve">greatest value</w:t>
@@ -3619,25 +3625,25 @@
                       <w:rFonts w:ascii="Avenir Next" w:hAnsi="Avenir Next" w:cs="Avenir Next" w:eastAsia="Avenir Next"/>
                       <w:b/>
                       <w:color w:val="003A70"/>
+                      <w:sz w:val="22"/>
+                      <w:szCs w:val="19"/>
+                    </w:rPr>
+                    <w:t xml:space="preserve">D</w:t>
+                  </w:r>
+                  <w:r>
+                    <w:rPr>
+                      <w:rFonts w:ascii="Avenir Next" w:hAnsi="Avenir Next" w:cs="Avenir Next" w:eastAsia="Avenir Next"/>
+                      <w:color w:val="1A1A1A"/>
                       <w:sz w:val="19"/>
                       <w:szCs w:val="19"/>
                     </w:rPr>
-                    <w:t xml:space="preserve">D</w:t>
-                  </w:r>
-                  <w:r>
-                    <w:rPr>
-                      <w:rFonts w:ascii="Avenir Next" w:hAnsi="Avenir Next" w:cs="Avenir Next" w:eastAsia="Avenir Next"/>
-                      <w:color w:val="1A1A1A"/>
-                      <w:sz w:val="19"/>
-                      <w:szCs w:val="19"/>
-                    </w:rPr>
                     <w:tab/>
                   </w:r>
                   <w:r>
                     <w:rPr>
                       <w:rFonts w:ascii="Avenir Next" w:hAnsi="Avenir Next" w:cs="Avenir Next" w:eastAsia="Avenir Next"/>
                       <w:color w:val="1A1A1A"/>
-                      <w:sz w:val="19"/>
+                      <w:sz w:val="22"/>
                       <w:szCs w:val="19"/>
                     </w:rPr>
                     <w:t xml:space="preserve">number of intervals</w:t>
@@ -3648,7 +3654,7 @@
           </w:tbl>
           <w:p>
             <w:pPr>
-              <w:spacing w:before="0" w:after="0" w:line="24" w:lineRule="auto"/>
+              <w:spacing w:before="0" w:after="0" w:line="50" w:lineRule="exact"/>
             </w:pPr>
           </w:p>
         </w:tc>
@@ -3656,12 +3662,12 @@
     </w:tbl>
     <w:p>
       <w:pPr>
-        <w:spacing w:before="0" w:after="0" w:line="20" w:lineRule="exact"/>
+        <w:spacing w:before="0" w:after="0" w:line="50" w:lineRule="exact"/>
       </w:pPr>
     </w:p>
     <w:p>
       <w:pPr>
-        <w:spacing w:before="0" w:after="0" w:line="20" w:lineRule="exact"/>
+        <w:spacing w:before="0" w:after="0" w:line="50" w:lineRule="exact"/>
       </w:pPr>
     </w:p>
     <w:tbl>
@@ -3711,25 +3717,25 @@
                 <w:rFonts w:ascii="Avenir Next" w:hAnsi="Avenir Next" w:cs="Avenir Next" w:eastAsia="Avenir Next"/>
                 <w:b/>
                 <w:color w:val="1A1A1A"/>
+                <w:sz w:val="22"/>
+                <w:szCs w:val="20"/>
+              </w:rPr>
+              <w:t xml:space="preserve">11.</w:t>
+            </w:r>
+            <w:r>
+              <w:rPr>
+                <w:rFonts w:ascii="Avenir Next" w:hAnsi="Avenir Next" w:cs="Avenir Next" w:eastAsia="Avenir Next"/>
+                <w:color w:val="1A1A1A"/>
                 <w:sz w:val="20"/>
                 <w:szCs w:val="20"/>
               </w:rPr>
-              <w:t xml:space="preserve">11.</w:t>
-            </w:r>
-            <w:r>
-              <w:rPr>
-                <w:rFonts w:ascii="Avenir Next" w:hAnsi="Avenir Next" w:cs="Avenir Next" w:eastAsia="Avenir Next"/>
-                <w:color w:val="1A1A1A"/>
-                <w:sz w:val="20"/>
-                <w:szCs w:val="20"/>
-              </w:rPr>
               <w:tab/>
             </w:r>
             <w:r>
               <w:rPr>
                 <w:rFonts w:ascii="Avenir Next" w:hAnsi="Avenir Next" w:cs="Avenir Next" w:eastAsia="Avenir Next"/>
                 <w:color w:val="1A1A1A"/>
-                <w:sz w:val="20"/>
+                <w:sz w:val="22"/>
                 <w:szCs w:val="20"/>
               </w:rPr>
               <w:t xml:space="preserve">A frequency table shows 3, 7, 5 and 2. How many values were collected?</w:t>
@@ -3785,25 +3791,25 @@
                       <w:rFonts w:ascii="Avenir Next" w:hAnsi="Avenir Next" w:cs="Avenir Next" w:eastAsia="Avenir Next"/>
                       <w:b/>
                       <w:color w:val="003A70"/>
+                      <w:sz w:val="22"/>
+                      <w:szCs w:val="19"/>
+                    </w:rPr>
+                    <w:t xml:space="preserve">A</w:t>
+                  </w:r>
+                  <w:r>
+                    <w:rPr>
+                      <w:rFonts w:ascii="Avenir Next" w:hAnsi="Avenir Next" w:cs="Avenir Next" w:eastAsia="Avenir Next"/>
+                      <w:color w:val="1A1A1A"/>
                       <w:sz w:val="19"/>
                       <w:szCs w:val="19"/>
                     </w:rPr>
-                    <w:t xml:space="preserve">A</w:t>
-                  </w:r>
-                  <w:r>
-                    <w:rPr>
-                      <w:rFonts w:ascii="Avenir Next" w:hAnsi="Avenir Next" w:cs="Avenir Next" w:eastAsia="Avenir Next"/>
-                      <w:color w:val="1A1A1A"/>
-                      <w:sz w:val="19"/>
-                      <w:szCs w:val="19"/>
-                    </w:rPr>
                     <w:tab/>
                   </w:r>
                   <w:r>
                     <w:rPr>
                       <w:rFonts w:ascii="Avenir Next" w:hAnsi="Avenir Next" w:cs="Avenir Next" w:eastAsia="Avenir Next"/>
                       <w:color w:val="1A1A1A"/>
-                      <w:sz w:val="19"/>
+                      <w:sz w:val="22"/>
                       <w:szCs w:val="19"/>
                     </w:rPr>
                     <w:t xml:space="preserve">7</w:t>
@@ -3828,25 +3834,25 @@
                       <w:rFonts w:ascii="Avenir Next" w:hAnsi="Avenir Next" w:cs="Avenir Next" w:eastAsia="Avenir Next"/>
                       <w:b/>
                       <w:color w:val="003A70"/>
+                      <w:sz w:val="22"/>
+                      <w:szCs w:val="19"/>
+                    </w:rPr>
+                    <w:t xml:space="preserve">B</w:t>
+                  </w:r>
+                  <w:r>
+                    <w:rPr>
+                      <w:rFonts w:ascii="Avenir Next" w:hAnsi="Avenir Next" w:cs="Avenir Next" w:eastAsia="Avenir Next"/>
+                      <w:color w:val="1A1A1A"/>
                       <w:sz w:val="19"/>
                       <w:szCs w:val="19"/>
                     </w:rPr>
-                    <w:t xml:space="preserve">B</w:t>
-                  </w:r>
-                  <w:r>
-                    <w:rPr>
-                      <w:rFonts w:ascii="Avenir Next" w:hAnsi="Avenir Next" w:cs="Avenir Next" w:eastAsia="Avenir Next"/>
-                      <w:color w:val="1A1A1A"/>
-                      <w:sz w:val="19"/>
-                      <w:szCs w:val="19"/>
-                    </w:rPr>
                     <w:tab/>
                   </w:r>
                   <w:r>
                     <w:rPr>
                       <w:rFonts w:ascii="Avenir Next" w:hAnsi="Avenir Next" w:cs="Avenir Next" w:eastAsia="Avenir Next"/>
                       <w:color w:val="1A1A1A"/>
-                      <w:sz w:val="19"/>
+                      <w:sz w:val="22"/>
                       <w:szCs w:val="19"/>
                     </w:rPr>
                     <w:t xml:space="preserve">4</w:t>
@@ -3871,25 +3877,25 @@
                       <w:rFonts w:ascii="Avenir Next" w:hAnsi="Avenir Next" w:cs="Avenir Next" w:eastAsia="Avenir Next"/>
                       <w:b/>
                       <w:color w:val="003A70"/>
+                      <w:sz w:val="22"/>
+                      <w:szCs w:val="19"/>
+                    </w:rPr>
+                    <w:t xml:space="preserve">C</w:t>
+                  </w:r>
+                  <w:r>
+                    <w:rPr>
+                      <w:rFonts w:ascii="Avenir Next" w:hAnsi="Avenir Next" w:cs="Avenir Next" w:eastAsia="Avenir Next"/>
+                      <w:color w:val="1A1A1A"/>
                       <w:sz w:val="19"/>
                       <w:szCs w:val="19"/>
                     </w:rPr>
-                    <w:t xml:space="preserve">C</w:t>
-                  </w:r>
-                  <w:r>
-                    <w:rPr>
-                      <w:rFonts w:ascii="Avenir Next" w:hAnsi="Avenir Next" w:cs="Avenir Next" w:eastAsia="Avenir Next"/>
-                      <w:color w:val="1A1A1A"/>
-                      <w:sz w:val="19"/>
-                      <w:szCs w:val="19"/>
-                    </w:rPr>
                     <w:tab/>
                   </w:r>
                   <w:r>
                     <w:rPr>
                       <w:rFonts w:ascii="Avenir Next" w:hAnsi="Avenir Next" w:cs="Avenir Next" w:eastAsia="Avenir Next"/>
                       <w:color w:val="1A1A1A"/>
-                      <w:sz w:val="19"/>
+                      <w:sz w:val="22"/>
                       <w:szCs w:val="19"/>
                     </w:rPr>
                     <w:t xml:space="preserve">17</w:t>
@@ -3914,25 +3920,25 @@
                       <w:rFonts w:ascii="Avenir Next" w:hAnsi="Avenir Next" w:cs="Avenir Next" w:eastAsia="Avenir Next"/>
                       <w:b/>
                       <w:color w:val="003A70"/>
+                      <w:sz w:val="22"/>
+                      <w:szCs w:val="19"/>
+                    </w:rPr>
+                    <w:t xml:space="preserve">D</w:t>
+                  </w:r>
+                  <w:r>
+                    <w:rPr>
+                      <w:rFonts w:ascii="Avenir Next" w:hAnsi="Avenir Next" w:cs="Avenir Next" w:eastAsia="Avenir Next"/>
+                      <w:color w:val="1A1A1A"/>
                       <w:sz w:val="19"/>
                       <w:szCs w:val="19"/>
                     </w:rPr>
-                    <w:t xml:space="preserve">D</w:t>
-                  </w:r>
-                  <w:r>
-                    <w:rPr>
-                      <w:rFonts w:ascii="Avenir Next" w:hAnsi="Avenir Next" w:cs="Avenir Next" w:eastAsia="Avenir Next"/>
-                      <w:color w:val="1A1A1A"/>
-                      <w:sz w:val="19"/>
-                      <w:szCs w:val="19"/>
-                    </w:rPr>
                     <w:tab/>
                   </w:r>
                   <w:r>
                     <w:rPr>
                       <w:rFonts w:ascii="Avenir Next" w:hAnsi="Avenir Next" w:cs="Avenir Next" w:eastAsia="Avenir Next"/>
                       <w:color w:val="1A1A1A"/>
-                      <w:sz w:val="19"/>
+                      <w:sz w:val="22"/>
                       <w:szCs w:val="19"/>
                     </w:rPr>
                     <w:t xml:space="preserve">15</w:t>
@@ -3943,7 +3949,7 @@
           </w:tbl>
           <w:p>
             <w:pPr>
-              <w:spacing w:before="0" w:after="0" w:line="24" w:lineRule="auto"/>
+              <w:spacing w:before="0" w:after="0" w:line="50" w:lineRule="exact"/>
             </w:pPr>
           </w:p>
         </w:tc>
@@ -3951,11 +3957,12 @@
     </w:tbl>
     <w:p>
       <w:pPr>
-        <w:spacing w:before="0" w:after="0" w:line="20" w:lineRule="exact"/>
+        <w:spacing w:before="0" w:after="0" w:line="50" w:lineRule="exact"/>
       </w:pPr>
     </w:p>
     <w:p>
       <w:pPr>
+        <w:pStyle w:val="Heading2"/>
         <w:keepNext/>
         <w:pBdr>
           <w:bottom w:val="single" w:sz="8" w:space="3" w:color="003A70"/>
@@ -3971,7 +3978,7 @@
           <w:b/>
           <w:color w:val="003A70"/>
           <w:spacing w:val="14"/>
-          <w:sz w:val="19"/>
+          <w:sz w:val="22"/>
           <w:szCs w:val="19"/>
         </w:rPr>
         <w:t xml:space="preserve">SELF-CHECK CODE</w:t>
@@ -3990,7 +3997,7 @@
           <w:rFonts w:ascii="Avenir Next" w:hAnsi="Avenir Next" w:cs="Avenir Next" w:eastAsia="Avenir Next"/>
           <w:i/>
           <w:color w:val="5A5F66"/>
-          <w:sz w:val="17"/>
+          <w:sz w:val="22"/>
           <w:szCs w:val="17"/>
         </w:rPr>
         <w:t xml:space="preserve">find your answer · copy its letter into that problem’s box · spell a math word</w:t>
@@ -4049,7 +4056,7 @@
                 <w:rFonts w:ascii="Avenir Next" w:hAnsi="Avenir Next" w:cs="Avenir Next" w:eastAsia="Avenir Next"/>
                 <w:b/>
                 <w:color w:val="1A1A1A"/>
-                <w:sz w:val="18"/>
+                <w:sz w:val="22"/>
                 <w:szCs w:val="18"/>
               </w:rPr>
               <w:t xml:space="preserve">8</w:t>
@@ -4065,7 +4072,7 @@
                 <w:rFonts w:ascii="Avenir Next" w:hAnsi="Avenir Next" w:cs="Avenir Next" w:eastAsia="Avenir Next"/>
                 <w:b/>
                 <w:color w:val="003A70"/>
-                <w:sz w:val="18"/>
+                <w:sz w:val="22"/>
                 <w:szCs w:val="18"/>
               </w:rPr>
               <w:t xml:space="preserve">L</w:t>
@@ -4088,7 +4095,7 @@
                 <w:rFonts w:ascii="Avenir Next" w:hAnsi="Avenir Next" w:cs="Avenir Next" w:eastAsia="Avenir Next"/>
                 <w:b/>
                 <w:color w:val="1A1A1A"/>
-                <w:sz w:val="18"/>
+                <w:sz w:val="22"/>
                 <w:szCs w:val="18"/>
               </w:rPr>
               <w:t xml:space="preserve">6</w:t>
@@ -4104,7 +4111,7 @@
                 <w:rFonts w:ascii="Avenir Next" w:hAnsi="Avenir Next" w:cs="Avenir Next" w:eastAsia="Avenir Next"/>
                 <w:b/>
                 <w:color w:val="003A70"/>
-                <w:sz w:val="18"/>
+                <w:sz w:val="22"/>
                 <w:szCs w:val="18"/>
               </w:rPr>
               <w:t xml:space="preserve">Z</w:t>
@@ -4127,7 +4134,7 @@
                 <w:rFonts w:ascii="Avenir Next" w:hAnsi="Avenir Next" w:cs="Avenir Next" w:eastAsia="Avenir Next"/>
                 <w:b/>
                 <w:color w:val="1A1A1A"/>
-                <w:sz w:val="18"/>
+                <w:sz w:val="22"/>
                 <w:szCs w:val="18"/>
               </w:rPr>
               <w:t xml:space="preserve">50–59</w:t>
@@ -4143,7 +4150,7 @@
                 <w:rFonts w:ascii="Avenir Next" w:hAnsi="Avenir Next" w:cs="Avenir Next" w:eastAsia="Avenir Next"/>
                 <w:b/>
                 <w:color w:val="003A70"/>
-                <w:sz w:val="18"/>
+                <w:sz w:val="22"/>
                 <w:szCs w:val="18"/>
               </w:rPr>
               <w:t xml:space="preserve">I</w:t>
@@ -4166,7 +4173,7 @@
                 <w:rFonts w:ascii="Avenir Next" w:hAnsi="Avenir Next" w:cs="Avenir Next" w:eastAsia="Avenir Next"/>
                 <w:b/>
                 <w:color w:val="1A1A1A"/>
-                <w:sz w:val="18"/>
+                <w:sz w:val="22"/>
                 <w:szCs w:val="18"/>
               </w:rPr>
               <w:t xml:space="preserve">10–19</w:t>
@@ -4182,7 +4189,7 @@
                 <w:rFonts w:ascii="Avenir Next" w:hAnsi="Avenir Next" w:cs="Avenir Next" w:eastAsia="Avenir Next"/>
                 <w:b/>
                 <w:color w:val="003A70"/>
-                <w:sz w:val="18"/>
+                <w:sz w:val="22"/>
                 <w:szCs w:val="18"/>
               </w:rPr>
               <w:t xml:space="preserve">T</w:t>
@@ -4205,7 +4212,7 @@
                 <w:rFonts w:ascii="Avenir Next" w:hAnsi="Avenir Next" w:cs="Avenir Next" w:eastAsia="Avenir Next"/>
                 <w:b/>
                 <w:color w:val="1A1A1A"/>
-                <w:sz w:val="18"/>
+                <w:sz w:val="22"/>
                 <w:szCs w:val="18"/>
               </w:rPr>
               <w:t xml:space="preserve">30–39</w:t>
@@ -4221,7 +4228,7 @@
                 <w:rFonts w:ascii="Avenir Next" w:hAnsi="Avenir Next" w:cs="Avenir Next" w:eastAsia="Avenir Next"/>
                 <w:b/>
                 <w:color w:val="003A70"/>
-                <w:sz w:val="18"/>
+                <w:sz w:val="22"/>
                 <w:szCs w:val="18"/>
               </w:rPr>
               <w:t xml:space="preserve">S</w:t>
@@ -4244,7 +4251,7 @@
                 <w:rFonts w:ascii="Avenir Next" w:hAnsi="Avenir Next" w:cs="Avenir Next" w:eastAsia="Avenir Next"/>
                 <w:b/>
                 <w:color w:val="1A1A1A"/>
-                <w:sz w:val="18"/>
+                <w:sz w:val="22"/>
                 <w:szCs w:val="18"/>
               </w:rPr>
               <w:t xml:space="preserve">4</w:t>
@@ -4260,7 +4267,7 @@
                 <w:rFonts w:ascii="Avenir Next" w:hAnsi="Avenir Next" w:cs="Avenir Next" w:eastAsia="Avenir Next"/>
                 <w:b/>
                 <w:color w:val="003A70"/>
-                <w:sz w:val="18"/>
+                <w:sz w:val="22"/>
                 <w:szCs w:val="18"/>
               </w:rPr>
               <w:t xml:space="preserve">A</w:t>
@@ -4283,7 +4290,7 @@
                 <w:rFonts w:ascii="Avenir Next" w:hAnsi="Avenir Next" w:cs="Avenir Next" w:eastAsia="Avenir Next"/>
                 <w:b/>
                 <w:color w:val="1A1A1A"/>
-                <w:sz w:val="18"/>
+                <w:sz w:val="22"/>
                 <w:szCs w:val="18"/>
               </w:rPr>
               <w:t xml:space="preserve">3</w:t>
@@ -4299,7 +4306,7 @@
                 <w:rFonts w:ascii="Avenir Next" w:hAnsi="Avenir Next" w:cs="Avenir Next" w:eastAsia="Avenir Next"/>
                 <w:b/>
                 <w:color w:val="003A70"/>
-                <w:sz w:val="18"/>
+                <w:sz w:val="22"/>
                 <w:szCs w:val="18"/>
               </w:rPr>
               <w:t xml:space="preserve">E</w:t>
@@ -4322,7 +4329,7 @@
                 <w:rFonts w:ascii="Avenir Next" w:hAnsi="Avenir Next" w:cs="Avenir Next" w:eastAsia="Avenir Next"/>
                 <w:b/>
                 <w:color w:val="1A1A1A"/>
-                <w:sz w:val="18"/>
+                <w:sz w:val="22"/>
                 <w:szCs w:val="18"/>
               </w:rPr>
               <w:t xml:space="preserve">20</w:t>
@@ -4338,7 +4345,7 @@
                 <w:rFonts w:ascii="Avenir Next" w:hAnsi="Avenir Next" w:cs="Avenir Next" w:eastAsia="Avenir Next"/>
                 <w:b/>
                 <w:color w:val="003A70"/>
-                <w:sz w:val="18"/>
+                <w:sz w:val="22"/>
                 <w:szCs w:val="18"/>
               </w:rPr>
               <w:t xml:space="preserve">L</w:t>
@@ -4361,7 +4368,7 @@
                 <w:rFonts w:ascii="Avenir Next" w:hAnsi="Avenir Next" w:cs="Avenir Next" w:eastAsia="Avenir Next"/>
                 <w:b/>
                 <w:color w:val="1A1A1A"/>
-                <w:sz w:val="18"/>
+                <w:sz w:val="22"/>
                 <w:szCs w:val="18"/>
               </w:rPr>
               <w:t xml:space="preserve">20–29</w:t>
@@ -4377,7 +4384,7 @@
                 <w:rFonts w:ascii="Avenir Next" w:hAnsi="Avenir Next" w:cs="Avenir Next" w:eastAsia="Avenir Next"/>
                 <w:b/>
                 <w:color w:val="003A70"/>
-                <w:sz w:val="18"/>
+                <w:sz w:val="22"/>
                 <w:szCs w:val="18"/>
               </w:rPr>
               <w:t xml:space="preserve">X</w:t>
@@ -4400,7 +4407,7 @@
                 <w:rFonts w:ascii="Avenir Next" w:hAnsi="Avenir Next" w:cs="Avenir Next" w:eastAsia="Avenir Next"/>
                 <w:b/>
                 <w:color w:val="1A1A1A"/>
-                <w:sz w:val="18"/>
+                <w:sz w:val="22"/>
                 <w:szCs w:val="18"/>
               </w:rPr>
               <w:t xml:space="preserve">9</w:t>
@@ -4416,7 +4423,7 @@
                 <w:rFonts w:ascii="Avenir Next" w:hAnsi="Avenir Next" w:cs="Avenir Next" w:eastAsia="Avenir Next"/>
                 <w:b/>
                 <w:color w:val="003A70"/>
-                <w:sz w:val="18"/>
+                <w:sz w:val="22"/>
                 <w:szCs w:val="18"/>
               </w:rPr>
               <w:t xml:space="preserve">Q</w:t>
@@ -4427,7 +4434,7 @@
     </w:tbl>
     <w:p>
       <w:pPr>
-        <w:spacing w:before="0" w:after="0" w:line="60" w:lineRule="auto"/>
+        <w:spacing w:before="0" w:after="0" w:line="50" w:lineRule="exact"/>
       </w:pPr>
     </w:p>
     <w:tbl>
@@ -4616,7 +4623,7 @@
     </w:tbl>
     <w:p>
       <w:pPr>
-        <w:spacing w:before="0" w:after="0" w:line="40" w:lineRule="auto"/>
+        <w:spacing w:before="0" w:after="0" w:line="50" w:lineRule="exact"/>
       </w:pPr>
     </w:p>
     <w:tbl>
@@ -4658,6 +4665,7 @@
           </w:tcPr>
           <w:p>
             <w:pPr>
+              <w:pStyle w:val="Heading2"/>
               <w:spacing w:before="0" w:after="0" w:line="240" w:lineRule="auto"/>
             </w:pPr>
             <w:r>
@@ -4695,7 +4703,7 @@
               <w:rPr>
                 <w:rFonts w:ascii="Avenir Next" w:hAnsi="Avenir Next" w:cs="Avenir Next" w:eastAsia="Avenir Next"/>
                 <w:color w:val="1A1A1A"/>
-                <w:sz w:val="17"/>
+                <w:sz w:val="22"/>
                 <w:szCs w:val="17"/>
               </w:rPr>
               <w:t xml:space="preserve">  I can do this on my own</w:t>
@@ -4724,7 +4732,7 @@
               <w:rPr>
                 <w:rFonts w:ascii="Avenir Next" w:hAnsi="Avenir Next" w:cs="Avenir Next" w:eastAsia="Avenir Next"/>
                 <w:color w:val="1A1A1A"/>
-                <w:sz w:val="17"/>
+                <w:sz w:val="22"/>
                 <w:szCs w:val="17"/>
               </w:rPr>
               <w:t xml:space="preserve">  I need a little help</w:t>
@@ -4753,7 +4761,7 @@
               <w:rPr>
                 <w:rFonts w:ascii="Avenir Next" w:hAnsi="Avenir Next" w:cs="Avenir Next" w:eastAsia="Avenir Next"/>
                 <w:color w:val="1A1A1A"/>
-                <w:sz w:val="17"/>
+                <w:sz w:val="22"/>
                 <w:szCs w:val="17"/>
               </w:rPr>
               <w:t xml:space="preserve">  I have a question about #</w:t>
@@ -4774,7 +4782,7 @@
     </w:tbl>
     <w:p>
       <w:pPr>
-        <w:spacing w:before="0" w:after="0" w:line="20" w:lineRule="exact"/>
+        <w:spacing w:before="0" w:after="0" w:line="50" w:lineRule="exact"/>
       </w:pPr>
     </w:p>
     <w:sectPr>
@@ -4860,7 +4868,106 @@
               <w:sz w:val="15"/>
               <w:szCs w:val="15"/>
             </w:rPr>
-            <w:t xml:space="preserve">Lesson 2-2  ·  Session 1  ·  Practice Form A</w:t>
+            <w:t xml:space="preserve">2-2 · Page </w:t>
+          </w:r>
+          <w:r>
+            <w:rPr>
+              <w:rFonts w:ascii="Avenir Next" w:hAnsi="Avenir Next" w:cs="Avenir Next" w:eastAsia="Avenir Next"/>
+              <w:color w:val="5A5F66"/>
+              <w:sz w:val="15"/>
+              <w:szCs w:val="15"/>
+            </w:rPr>
+            <w:fldChar w:fldCharType="begin"/>
+          </w:r>
+          <w:r>
+            <w:rPr>
+              <w:rFonts w:ascii="Avenir Next" w:hAnsi="Avenir Next" w:cs="Avenir Next" w:eastAsia="Avenir Next"/>
+              <w:color w:val="5A5F66"/>
+              <w:sz w:val="15"/>
+              <w:szCs w:val="15"/>
+            </w:rPr>
+            <w:instrText xml:space="preserve"> PAGE </w:instrText>
+          </w:r>
+          <w:r>
+            <w:rPr>
+              <w:rFonts w:ascii="Avenir Next" w:hAnsi="Avenir Next" w:cs="Avenir Next" w:eastAsia="Avenir Next"/>
+              <w:color w:val="5A5F66"/>
+              <w:sz w:val="15"/>
+              <w:szCs w:val="15"/>
+            </w:rPr>
+            <w:fldChar w:fldCharType="separate"/>
+          </w:r>
+          <w:r>
+            <w:rPr>
+              <w:rFonts w:ascii="Avenir Next" w:hAnsi="Avenir Next" w:cs="Avenir Next" w:eastAsia="Avenir Next"/>
+              <w:color w:val="5A5F66"/>
+              <w:sz w:val="15"/>
+              <w:szCs w:val="15"/>
+            </w:rPr>
+            <w:t xml:space="preserve">1</w:t>
+          </w:r>
+          <w:r>
+            <w:rPr>
+              <w:rFonts w:ascii="Avenir Next" w:hAnsi="Avenir Next" w:cs="Avenir Next" w:eastAsia="Avenir Next"/>
+              <w:color w:val="5A5F66"/>
+              <w:sz w:val="15"/>
+              <w:szCs w:val="15"/>
+            </w:rPr>
+            <w:fldChar w:fldCharType="end"/>
+          </w:r>
+          <w:r>
+            <w:rPr>
+              <w:rFonts w:ascii="Avenir Next" w:hAnsi="Avenir Next" w:cs="Avenir Next" w:eastAsia="Avenir Next"/>
+              <w:color w:val="5A5F66"/>
+              <w:sz w:val="15"/>
+              <w:szCs w:val="15"/>
+            </w:rPr>
+            <w:t xml:space="preserve"> of </w:t>
+          </w:r>
+          <w:r>
+            <w:rPr>
+              <w:rFonts w:ascii="Avenir Next" w:hAnsi="Avenir Next" w:cs="Avenir Next" w:eastAsia="Avenir Next"/>
+              <w:color w:val="5A5F66"/>
+              <w:sz w:val="15"/>
+              <w:szCs w:val="15"/>
+            </w:rPr>
+            <w:fldChar w:fldCharType="begin"/>
+          </w:r>
+          <w:r>
+            <w:rPr>
+              <w:rFonts w:ascii="Avenir Next" w:hAnsi="Avenir Next" w:cs="Avenir Next" w:eastAsia="Avenir Next"/>
+              <w:color w:val="5A5F66"/>
+              <w:sz w:val="15"/>
+              <w:szCs w:val="15"/>
+            </w:rPr>
+            <w:instrText xml:space="preserve"> NUMPAGES </w:instrText>
+          </w:r>
+          <w:r>
+            <w:rPr>
+              <w:rFonts w:ascii="Avenir Next" w:hAnsi="Avenir Next" w:cs="Avenir Next" w:eastAsia="Avenir Next"/>
+              <w:color w:val="5A5F66"/>
+              <w:sz w:val="15"/>
+              <w:szCs w:val="15"/>
+            </w:rPr>
+            <w:fldChar w:fldCharType="separate"/>
+          </w:r>
+          <w:r>
+            <w:rPr>
+              <w:rFonts w:ascii="Avenir Next" w:hAnsi="Avenir Next" w:cs="Avenir Next" w:eastAsia="Avenir Next"/>
+              <w:color w:val="5A5F66"/>
+              <w:sz w:val="15"/>
+              <w:szCs w:val="15"/>
+            </w:rPr>
+            <w:t xml:space="preserve">1</w:t>
+          </w:r>
+          <w:r>
+            <w:rPr>
+              <w:rFonts w:ascii="Avenir Next" w:hAnsi="Avenir Next" w:cs="Avenir Next" w:eastAsia="Avenir Next"/>
+              <w:color w:val="5A5F66"/>
+              <w:sz w:val="15"/>
+              <w:szCs w:val="15"/>
+            </w:rPr>
+            <w:fldChar w:fldCharType="end"/>
           </w:r>
         </w:p>
       </w:tc>
@@ -4903,5 +5010,23 @@
       </w:tblCellMar>
     </w:tblPr>
   </w:style>
+  <w:style w:type="paragraph" w:styleId="Heading1">
+    <w:name w:val="heading 1"/>
+    <w:basedOn w:val="Normal"/>
+    <w:pPr>
+      <w:outlineLvl w:val="0"/>
+      <w:keepNext w:val="0"/>
+      <w:keepLines w:val="0"/>
+    </w:pPr>
+  </w:style>
+  <w:style w:type="paragraph" w:styleId="Heading2">
+    <w:name w:val="heading 2"/>
+    <w:basedOn w:val="Normal"/>
+    <w:pPr>
+      <w:outlineLvl w:val="1"/>
+      <w:keepNext w:val="0"/>
+      <w:keepLines w:val="0"/>
+    </w:pPr>
+  </w:style>
 </w:styles>
 </file>